--- a/forms/06_진료기록/마취전평가체크리스트_한국동물병원협회.docx
+++ b/forms/06_진료기록/마취전평가체크리스트_한국동물병원협회.docx
@@ -192,7 +192,7 @@
                 <w:sz w:val="15"/>
                 <w:szCs w:val="15"/>
               </w:rPr>
-              <w:t xml:space="preserve">2020 AAHA Anesthesia and Monitoring Guidelines for Dogs and Cats 기반 (aaha.org 전문 무료 공개, 참고용) / 서식번호 KAHA-F-2602</w:t>
+              <w:t xml:space="preserve">마취 전 준비 · 마취 중 모니터링 · 회복기 관리 기록</w:t>
             </w:r>
           </w:p>
         </w:tc>
@@ -867,7 +867,7 @@
                 <w:sz w:val="18"/>
                 <w:szCs w:val="18"/>
               </w:rPr>
-              <w:t xml:space="preserve">□  금식 확인 — 음식 ______ 시간 · 물 ______ 시간   (병원 프로토콜 · AAHA 금식 권고표 참고)</w:t>
+              <w:t xml:space="preserve">□  금식 확인 — 음식 ______ 시간 · 물 ______ 시간   (병원 프로토콜 기준)</w:t>
             </w:r>
           </w:p>
         </w:tc>
@@ -987,7 +987,7 @@
                 <w:sz w:val="18"/>
                 <w:szCs w:val="18"/>
               </w:rPr>
-              <w:t xml:space="preserve">□  보호자 설명 및 동의서 작성 완료 (서식 KAHA-F-2601)</w:t>
+              <w:t xml:space="preserve">□  보호자 설명 및 수술등중대진료(마취) 동의서 작성 완료</w:t>
             </w:r>
           </w:p>
         </w:tc>
@@ -3641,62 +3641,6 @@
                 <w:szCs w:val="18"/>
               </w:rPr>
               <w:t xml:space="preserve">성명 : __________ (서명)</w:t>
-            </w:r>
-          </w:p>
-        </w:tc>
-      </w:tr>
-    </w:tbl>
-    <w:tbl>
-      <w:tblPr>
-        <w:tblW w:type="dxa" w:w="10090"/>
-        <w:tblBorders>
-          <w:top w:val="single" w:color="auto" w:sz="4"/>
-          <w:left w:val="single" w:color="auto" w:sz="4"/>
-          <w:bottom w:val="single" w:color="auto" w:sz="4"/>
-          <w:right w:val="single" w:color="auto" w:sz="4"/>
-          <w:insideH w:val="single" w:color="auto" w:sz="4"/>
-          <w:insideV w:val="single" w:color="auto" w:sz="4"/>
-        </w:tblBorders>
-      </w:tblPr>
-      <w:tblGrid>
-        <w:gridCol w:w="10090"/>
-      </w:tblGrid>
-      <w:tr>
-        <w:trPr>
-          <w:trHeight w:val="320" w:hRule="exact"/>
-        </w:trPr>
-        <w:tc>
-          <w:tcPr>
-            <w:tcW w:type="dxa" w:w="10090"/>
-            <w:tcBorders>
-              <w:top w:val="single" w:color="035293" w:sz="8"/>
-              <w:left w:val="none" w:color="FFFFFF" w:sz="0"/>
-              <w:bottom w:val="none" w:color="FFFFFF" w:sz="0"/>
-              <w:right w:val="none" w:color="FFFFFF" w:sz="0"/>
-            </w:tcBorders>
-            <w:tcMar>
-              <w:top w:type="dxa" w:w="60"/>
-              <w:left w:type="dxa" w:w="0"/>
-              <w:bottom w:type="dxa" w:w="0"/>
-              <w:right w:type="dxa" w:w="0"/>
-            </w:tcMar>
-            <w:vAlign w:val="center"/>
-          </w:tcPr>
-          <w:p>
-            <w:pPr>
-              <w:spacing w:after="0" w:before="0" w:line="196" w:lineRule="exact"/>
-            </w:pPr>
-            <w:r>
-              <w:rPr>
-                <w:rFonts w:ascii="Malgun Gothic" w:eastAsia="Malgun Gothic" w:hAnsi="Malgun Gothic"/>
-                <w:b w:val="false"/>
-                <w:bCs w:val="false"/>
-                <w:snapToGrid w:val="false"/>
-                <w:color w:val="6B7683"/>
-                <w:sz w:val="14"/>
-                <w:szCs w:val="14"/>
-              </w:rPr>
-              <w:t xml:space="preserve">사단법인 한국동물병원협회 · 회원병원 실무 소식지 제공 양식 (KAHA-F-2602) — 병원 실정에 맞게 수정 후 사용하십시오.</w:t>
             </w:r>
           </w:p>
         </w:tc>

--- a/forms/06_진료기록/마취전평가체크리스트_한국동물병원협회.docx
+++ b/forms/06_진료기록/마취전평가체크리스트_한국동물병원협회.docx
@@ -165,7 +165,7 @@
       </w:tblGrid>
       <w:tr>
         <w:trPr>
-          <w:trHeight w:val="392" w:hRule="exact"/>
+          <w:trHeight w:val="470" w:hRule="exact"/>
         </w:trPr>
         <w:tc>
           <w:tcPr>
@@ -326,7 +326,7 @@
       </w:tr>
       <w:tr>
         <w:trPr>
-          <w:trHeight w:val="392" w:hRule="exact"/>
+          <w:trHeight w:val="470" w:hRule="exact"/>
         </w:trPr>
         <w:tc>
           <w:tcPr>
@@ -461,7 +461,7 @@
       </w:tr>
       <w:tr>
         <w:trPr>
-          <w:trHeight w:val="392" w:hRule="exact"/>
+          <w:trHeight w:val="470" w:hRule="exact"/>
         </w:trPr>
         <w:tc>
           <w:tcPr>
@@ -955,9 +955,10 @@
               </w:tblBorders>
             </w:tblPr>
             <w:tblGrid>
-              <w:gridCol w:w="967"/>
-              <w:gridCol w:w="4450"/>
-              <w:gridCol w:w="1032"/>
+              <w:gridCol w:w="484"/>
+              <w:gridCol w:w="677"/>
+              <w:gridCol w:w="4514"/>
+              <w:gridCol w:w="774"/>
             </w:tblGrid>
             <w:tr>
               <w:trPr>
@@ -965,7 +966,7 @@
               </w:trPr>
               <w:tc>
                 <w:tcPr>
-                  <w:tcW w:type="dxa" w:w="967"/>
+                  <w:tcW w:type="dxa" w:w="484"/>
                   <w:tcBorders>
                     <w:top w:val="single" w:color="BFBFBF" w:sz="4"/>
                     <w:left w:val="single" w:color="BFBFBF" w:sz="4"/>
@@ -983,7 +984,7 @@
                 </w:tcPr>
                 <w:p>
                   <w:pPr>
-                    <w:spacing w:after="0" w:before="0" w:line="210" w:lineRule="exact"/>
+                    <w:spacing w:after="0" w:before="0" w:line="196" w:lineRule="exact"/>
                     <w:jc w:val="center"/>
                   </w:pPr>
                   <w:r>
@@ -993,16 +994,16 @@
                       <w:bCs/>
                       <w:snapToGrid w:val="false"/>
                       <w:color w:val="333333"/>
-                      <w:sz w:val="15"/>
-                      <w:szCs w:val="15"/>
+                      <w:sz w:val="14"/>
+                      <w:szCs w:val="14"/>
                     </w:rPr>
-                    <w:t xml:space="preserve">ASA 등급</w:t>
+                    <w:t xml:space="preserve">체크</w:t>
                   </w:r>
                 </w:p>
               </w:tc>
               <w:tc>
                 <w:tcPr>
-                  <w:tcW w:type="dxa" w:w="4450"/>
+                  <w:tcW w:type="dxa" w:w="677"/>
                   <w:tcBorders>
                     <w:top w:val="single" w:color="BFBFBF" w:sz="4"/>
                     <w:left w:val="single" w:color="BFBFBF" w:sz="4"/>
@@ -1020,7 +1021,7 @@
                 </w:tcPr>
                 <w:p>
                   <w:pPr>
-                    <w:spacing w:after="0" w:before="0" w:line="210" w:lineRule="exact"/>
+                    <w:spacing w:after="0" w:before="0" w:line="196" w:lineRule="exact"/>
                     <w:jc w:val="center"/>
                   </w:pPr>
                   <w:r>
@@ -1030,16 +1031,16 @@
                       <w:bCs/>
                       <w:snapToGrid w:val="false"/>
                       <w:color w:val="333333"/>
-                      <w:sz w:val="15"/>
-                      <w:szCs w:val="15"/>
+                      <w:sz w:val="14"/>
+                      <w:szCs w:val="14"/>
                     </w:rPr>
-                    <w:t xml:space="preserve">정 의</w:t>
+                    <w:t xml:space="preserve">ASA 등급</w:t>
                   </w:r>
                 </w:p>
               </w:tc>
               <w:tc>
                 <w:tcPr>
-                  <w:tcW w:type="dxa" w:w="1032"/>
+                  <w:tcW w:type="dxa" w:w="4514"/>
                   <w:tcBorders>
                     <w:top w:val="single" w:color="BFBFBF" w:sz="4"/>
                     <w:left w:val="single" w:color="BFBFBF" w:sz="4"/>
@@ -1057,7 +1058,7 @@
                 </w:tcPr>
                 <w:p>
                   <w:pPr>
-                    <w:spacing w:after="0" w:before="0" w:line="210" w:lineRule="exact"/>
+                    <w:spacing w:after="0" w:before="0" w:line="196" w:lineRule="exact"/>
                     <w:jc w:val="center"/>
                   </w:pPr>
                   <w:r>
@@ -1067,8 +1068,45 @@
                       <w:bCs/>
                       <w:snapToGrid w:val="false"/>
                       <w:color w:val="333333"/>
-                      <w:sz w:val="15"/>
-                      <w:szCs w:val="15"/>
+                      <w:sz w:val="14"/>
+                      <w:szCs w:val="14"/>
+                    </w:rPr>
+                    <w:t xml:space="preserve">정 의</w:t>
+                  </w:r>
+                </w:p>
+              </w:tc>
+              <w:tc>
+                <w:tcPr>
+                  <w:tcW w:type="dxa" w:w="774"/>
+                  <w:tcBorders>
+                    <w:top w:val="single" w:color="BFBFBF" w:sz="4"/>
+                    <w:left w:val="single" w:color="BFBFBF" w:sz="4"/>
+                    <w:bottom w:val="single" w:color="BFBFBF" w:sz="4"/>
+                    <w:right w:val="single" w:color="BFBFBF" w:sz="4"/>
+                  </w:tcBorders>
+                  <w:shd w:fill="EFEFEF" w:val="clear"/>
+                  <w:tcMar>
+                    <w:top w:type="dxa" w:w="20"/>
+                    <w:left w:type="dxa" w:w="90"/>
+                    <w:bottom w:type="dxa" w:w="20"/>
+                    <w:right w:type="dxa" w:w="70"/>
+                  </w:tcMar>
+                  <w:vAlign w:val="center"/>
+                </w:tcPr>
+                <w:p>
+                  <w:pPr>
+                    <w:spacing w:after="0" w:before="0" w:line="196" w:lineRule="exact"/>
+                    <w:jc w:val="center"/>
+                  </w:pPr>
+                  <w:r>
+                    <w:rPr>
+                      <w:rFonts w:ascii="Malgun Gothic" w:eastAsia="Malgun Gothic" w:hAnsi="Malgun Gothic"/>
+                      <w:b/>
+                      <w:bCs/>
+                      <w:snapToGrid w:val="false"/>
+                      <w:color w:val="333333"/>
+                      <w:sz w:val="14"/>
+                      <w:szCs w:val="14"/>
                     </w:rPr>
                     <w:t xml:space="preserve">사망률(%)</w:t>
                   </w:r>
@@ -1081,24 +1119,24 @@
               </w:trPr>
               <w:tc>
                 <w:tcPr>
-                  <w:tcW w:type="dxa" w:w="967"/>
-                  <w:tcBorders>
-                    <w:top w:val="single" w:color="BFBFBF" w:sz="4"/>
-                    <w:left w:val="single" w:color="BFBFBF" w:sz="4"/>
-                    <w:bottom w:val="single" w:color="BFBFBF" w:sz="4"/>
-                    <w:right w:val="single" w:color="BFBFBF" w:sz="4"/>
-                  </w:tcBorders>
-                  <w:tcMar>
-                    <w:top w:type="dxa" w:w="20"/>
-                    <w:left w:type="dxa" w:w="90"/>
-                    <w:bottom w:type="dxa" w:w="20"/>
-                    <w:right w:type="dxa" w:w="70"/>
-                  </w:tcMar>
-                  <w:vAlign w:val="center"/>
-                </w:tcPr>
-                <w:p>
-                  <w:pPr>
-                    <w:spacing w:after="0" w:before="0" w:line="210" w:lineRule="exact"/>
+                  <w:tcW w:type="dxa" w:w="484"/>
+                  <w:tcBorders>
+                    <w:top w:val="single" w:color="BFBFBF" w:sz="4"/>
+                    <w:left w:val="single" w:color="BFBFBF" w:sz="4"/>
+                    <w:bottom w:val="single" w:color="BFBFBF" w:sz="4"/>
+                    <w:right w:val="single" w:color="BFBFBF" w:sz="4"/>
+                  </w:tcBorders>
+                  <w:tcMar>
+                    <w:top w:type="dxa" w:w="20"/>
+                    <w:left w:type="dxa" w:w="90"/>
+                    <w:bottom w:type="dxa" w:w="20"/>
+                    <w:right w:type="dxa" w:w="70"/>
+                  </w:tcMar>
+                  <w:vAlign w:val="center"/>
+                </w:tcPr>
+                <w:p>
+                  <w:pPr>
+                    <w:spacing w:after="0" w:before="0" w:line="196" w:lineRule="exact"/>
                     <w:jc w:val="center"/>
                   </w:pPr>
                   <w:r>
@@ -1108,33 +1146,33 @@
                       <w:bCs w:val="false"/>
                       <w:snapToGrid w:val="false"/>
                       <w:color w:val="333333"/>
-                      <w:sz w:val="15"/>
-                      <w:szCs w:val="15"/>
+                      <w:sz w:val="14"/>
+                      <w:szCs w:val="14"/>
                     </w:rPr>
-                    <w:t xml:space="preserve">Ⅰ</w:t>
+                    <w:t xml:space="preserve">□</w:t>
                   </w:r>
                 </w:p>
               </w:tc>
               <w:tc>
                 <w:tcPr>
-                  <w:tcW w:type="dxa" w:w="4450"/>
-                  <w:tcBorders>
-                    <w:top w:val="single" w:color="BFBFBF" w:sz="4"/>
-                    <w:left w:val="single" w:color="BFBFBF" w:sz="4"/>
-                    <w:bottom w:val="single" w:color="BFBFBF" w:sz="4"/>
-                    <w:right w:val="single" w:color="BFBFBF" w:sz="4"/>
-                  </w:tcBorders>
-                  <w:tcMar>
-                    <w:top w:type="dxa" w:w="20"/>
-                    <w:left w:type="dxa" w:w="90"/>
-                    <w:bottom w:type="dxa" w:w="20"/>
-                    <w:right w:type="dxa" w:w="70"/>
-                  </w:tcMar>
-                  <w:vAlign w:val="center"/>
-                </w:tcPr>
-                <w:p>
-                  <w:pPr>
-                    <w:spacing w:after="0" w:before="0" w:line="210" w:lineRule="exact"/>
+                  <w:tcW w:type="dxa" w:w="677"/>
+                  <w:tcBorders>
+                    <w:top w:val="single" w:color="BFBFBF" w:sz="4"/>
+                    <w:left w:val="single" w:color="BFBFBF" w:sz="4"/>
+                    <w:bottom w:val="single" w:color="BFBFBF" w:sz="4"/>
+                    <w:right w:val="single" w:color="BFBFBF" w:sz="4"/>
+                  </w:tcBorders>
+                  <w:tcMar>
+                    <w:top w:type="dxa" w:w="20"/>
+                    <w:left w:type="dxa" w:w="90"/>
+                    <w:bottom w:type="dxa" w:w="20"/>
+                    <w:right w:type="dxa" w:w="70"/>
+                  </w:tcMar>
+                  <w:vAlign w:val="center"/>
+                </w:tcPr>
+                <w:p>
+                  <w:pPr>
+                    <w:spacing w:after="0" w:before="0" w:line="196" w:lineRule="exact"/>
                     <w:jc w:val="center"/>
                   </w:pPr>
                   <w:r>
@@ -1144,33 +1182,33 @@
                       <w:bCs w:val="false"/>
                       <w:snapToGrid w:val="false"/>
                       <w:color w:val="333333"/>
-                      <w:sz w:val="15"/>
-                      <w:szCs w:val="15"/>
+                      <w:sz w:val="14"/>
+                      <w:szCs w:val="14"/>
                     </w:rPr>
-                    <w:t xml:space="preserve">정상적이고 건강한 개체</w:t>
+                    <w:t xml:space="preserve">Ⅰ</w:t>
                   </w:r>
                 </w:p>
               </w:tc>
               <w:tc>
                 <w:tcPr>
-                  <w:tcW w:type="dxa" w:w="1032"/>
-                  <w:tcBorders>
-                    <w:top w:val="single" w:color="BFBFBF" w:sz="4"/>
-                    <w:left w:val="single" w:color="BFBFBF" w:sz="4"/>
-                    <w:bottom w:val="single" w:color="BFBFBF" w:sz="4"/>
-                    <w:right w:val="single" w:color="BFBFBF" w:sz="4"/>
-                  </w:tcBorders>
-                  <w:tcMar>
-                    <w:top w:type="dxa" w:w="20"/>
-                    <w:left w:type="dxa" w:w="90"/>
-                    <w:bottom w:type="dxa" w:w="20"/>
-                    <w:right w:type="dxa" w:w="70"/>
-                  </w:tcMar>
-                  <w:vAlign w:val="center"/>
-                </w:tcPr>
-                <w:p>
-                  <w:pPr>
-                    <w:spacing w:after="0" w:before="0" w:line="210" w:lineRule="exact"/>
+                  <w:tcW w:type="dxa" w:w="4514"/>
+                  <w:tcBorders>
+                    <w:top w:val="single" w:color="BFBFBF" w:sz="4"/>
+                    <w:left w:val="single" w:color="BFBFBF" w:sz="4"/>
+                    <w:bottom w:val="single" w:color="BFBFBF" w:sz="4"/>
+                    <w:right w:val="single" w:color="BFBFBF" w:sz="4"/>
+                  </w:tcBorders>
+                  <w:tcMar>
+                    <w:top w:type="dxa" w:w="20"/>
+                    <w:left w:type="dxa" w:w="90"/>
+                    <w:bottom w:type="dxa" w:w="20"/>
+                    <w:right w:type="dxa" w:w="70"/>
+                  </w:tcMar>
+                  <w:vAlign w:val="center"/>
+                </w:tcPr>
+                <w:p>
+                  <w:pPr>
+                    <w:spacing w:after="0" w:before="0" w:line="196" w:lineRule="exact"/>
                     <w:jc w:val="center"/>
                   </w:pPr>
                   <w:r>
@@ -1180,38 +1218,33 @@
                       <w:bCs w:val="false"/>
                       <w:snapToGrid w:val="false"/>
                       <w:color w:val="333333"/>
-                      <w:sz w:val="15"/>
-                      <w:szCs w:val="15"/>
+                      <w:sz w:val="14"/>
+                      <w:szCs w:val="14"/>
                     </w:rPr>
-                    <w:t xml:space="preserve">0.1</w:t>
+                    <w:t xml:space="preserve">정상적이고 건강한 개체</w:t>
                   </w:r>
                 </w:p>
               </w:tc>
-            </w:tr>
-            <w:tr>
-              <w:trPr>
-                <w:trHeight w:val="284" w:hRule="exact"/>
-              </w:trPr>
-              <w:tc>
-                <w:tcPr>
-                  <w:tcW w:type="dxa" w:w="967"/>
-                  <w:tcBorders>
-                    <w:top w:val="single" w:color="BFBFBF" w:sz="4"/>
-                    <w:left w:val="single" w:color="BFBFBF" w:sz="4"/>
-                    <w:bottom w:val="single" w:color="BFBFBF" w:sz="4"/>
-                    <w:right w:val="single" w:color="BFBFBF" w:sz="4"/>
-                  </w:tcBorders>
-                  <w:tcMar>
-                    <w:top w:type="dxa" w:w="20"/>
-                    <w:left w:type="dxa" w:w="90"/>
-                    <w:bottom w:type="dxa" w:w="20"/>
-                    <w:right w:type="dxa" w:w="70"/>
-                  </w:tcMar>
-                  <w:vAlign w:val="center"/>
-                </w:tcPr>
-                <w:p>
-                  <w:pPr>
-                    <w:spacing w:after="0" w:before="0" w:line="210" w:lineRule="exact"/>
+              <w:tc>
+                <w:tcPr>
+                  <w:tcW w:type="dxa" w:w="774"/>
+                  <w:tcBorders>
+                    <w:top w:val="single" w:color="BFBFBF" w:sz="4"/>
+                    <w:left w:val="single" w:color="BFBFBF" w:sz="4"/>
+                    <w:bottom w:val="single" w:color="BFBFBF" w:sz="4"/>
+                    <w:right w:val="single" w:color="BFBFBF" w:sz="4"/>
+                  </w:tcBorders>
+                  <w:tcMar>
+                    <w:top w:type="dxa" w:w="20"/>
+                    <w:left w:type="dxa" w:w="90"/>
+                    <w:bottom w:type="dxa" w:w="20"/>
+                    <w:right w:type="dxa" w:w="70"/>
+                  </w:tcMar>
+                  <w:vAlign w:val="center"/>
+                </w:tcPr>
+                <w:p>
+                  <w:pPr>
+                    <w:spacing w:after="0" w:before="0" w:line="196" w:lineRule="exact"/>
                     <w:jc w:val="center"/>
                   </w:pPr>
                   <w:r>
@@ -1221,33 +1254,38 @@
                       <w:bCs w:val="false"/>
                       <w:snapToGrid w:val="false"/>
                       <w:color w:val="333333"/>
-                      <w:sz w:val="15"/>
-                      <w:szCs w:val="15"/>
+                      <w:sz w:val="14"/>
+                      <w:szCs w:val="14"/>
                     </w:rPr>
-                    <w:t xml:space="preserve">Ⅱ</w:t>
+                    <w:t xml:space="preserve">0.1</w:t>
                   </w:r>
                 </w:p>
               </w:tc>
-              <w:tc>
-                <w:tcPr>
-                  <w:tcW w:type="dxa" w:w="4450"/>
-                  <w:tcBorders>
-                    <w:top w:val="single" w:color="BFBFBF" w:sz="4"/>
-                    <w:left w:val="single" w:color="BFBFBF" w:sz="4"/>
-                    <w:bottom w:val="single" w:color="BFBFBF" w:sz="4"/>
-                    <w:right w:val="single" w:color="BFBFBF" w:sz="4"/>
-                  </w:tcBorders>
-                  <w:tcMar>
-                    <w:top w:type="dxa" w:w="20"/>
-                    <w:left w:type="dxa" w:w="90"/>
-                    <w:bottom w:type="dxa" w:w="20"/>
-                    <w:right w:type="dxa" w:w="70"/>
-                  </w:tcMar>
-                  <w:vAlign w:val="center"/>
-                </w:tcPr>
-                <w:p>
-                  <w:pPr>
-                    <w:spacing w:after="0" w:before="0" w:line="210" w:lineRule="exact"/>
+            </w:tr>
+            <w:tr>
+              <w:trPr>
+                <w:trHeight w:val="284" w:hRule="exact"/>
+              </w:trPr>
+              <w:tc>
+                <w:tcPr>
+                  <w:tcW w:type="dxa" w:w="484"/>
+                  <w:tcBorders>
+                    <w:top w:val="single" w:color="BFBFBF" w:sz="4"/>
+                    <w:left w:val="single" w:color="BFBFBF" w:sz="4"/>
+                    <w:bottom w:val="single" w:color="BFBFBF" w:sz="4"/>
+                    <w:right w:val="single" w:color="BFBFBF" w:sz="4"/>
+                  </w:tcBorders>
+                  <w:tcMar>
+                    <w:top w:type="dxa" w:w="20"/>
+                    <w:left w:type="dxa" w:w="90"/>
+                    <w:bottom w:type="dxa" w:w="20"/>
+                    <w:right w:type="dxa" w:w="70"/>
+                  </w:tcMar>
+                  <w:vAlign w:val="center"/>
+                </w:tcPr>
+                <w:p>
+                  <w:pPr>
+                    <w:spacing w:after="0" w:before="0" w:line="196" w:lineRule="exact"/>
                     <w:jc w:val="center"/>
                   </w:pPr>
                   <w:r>
@@ -1257,33 +1295,33 @@
                       <w:bCs w:val="false"/>
                       <w:snapToGrid w:val="false"/>
                       <w:color w:val="333333"/>
-                      <w:sz w:val="15"/>
-                      <w:szCs w:val="15"/>
+                      <w:sz w:val="14"/>
+                      <w:szCs w:val="14"/>
                     </w:rPr>
-                    <w:t xml:space="preserve">활동을 제한하지 않는 가벼운 전신적 질환</w:t>
+                    <w:t xml:space="preserve">□</w:t>
                   </w:r>
                 </w:p>
               </w:tc>
               <w:tc>
                 <w:tcPr>
-                  <w:tcW w:type="dxa" w:w="1032"/>
-                  <w:tcBorders>
-                    <w:top w:val="single" w:color="BFBFBF" w:sz="4"/>
-                    <w:left w:val="single" w:color="BFBFBF" w:sz="4"/>
-                    <w:bottom w:val="single" w:color="BFBFBF" w:sz="4"/>
-                    <w:right w:val="single" w:color="BFBFBF" w:sz="4"/>
-                  </w:tcBorders>
-                  <w:tcMar>
-                    <w:top w:type="dxa" w:w="20"/>
-                    <w:left w:type="dxa" w:w="90"/>
-                    <w:bottom w:type="dxa" w:w="20"/>
-                    <w:right w:type="dxa" w:w="70"/>
-                  </w:tcMar>
-                  <w:vAlign w:val="center"/>
-                </w:tcPr>
-                <w:p>
-                  <w:pPr>
-                    <w:spacing w:after="0" w:before="0" w:line="210" w:lineRule="exact"/>
+                  <w:tcW w:type="dxa" w:w="677"/>
+                  <w:tcBorders>
+                    <w:top w:val="single" w:color="BFBFBF" w:sz="4"/>
+                    <w:left w:val="single" w:color="BFBFBF" w:sz="4"/>
+                    <w:bottom w:val="single" w:color="BFBFBF" w:sz="4"/>
+                    <w:right w:val="single" w:color="BFBFBF" w:sz="4"/>
+                  </w:tcBorders>
+                  <w:tcMar>
+                    <w:top w:type="dxa" w:w="20"/>
+                    <w:left w:type="dxa" w:w="90"/>
+                    <w:bottom w:type="dxa" w:w="20"/>
+                    <w:right w:type="dxa" w:w="70"/>
+                  </w:tcMar>
+                  <w:vAlign w:val="center"/>
+                </w:tcPr>
+                <w:p>
+                  <w:pPr>
+                    <w:spacing w:after="0" w:before="0" w:line="196" w:lineRule="exact"/>
                     <w:jc w:val="center"/>
                   </w:pPr>
                   <w:r>
@@ -1293,38 +1331,33 @@
                       <w:bCs w:val="false"/>
                       <w:snapToGrid w:val="false"/>
                       <w:color w:val="333333"/>
-                      <w:sz w:val="15"/>
-                      <w:szCs w:val="15"/>
+                      <w:sz w:val="14"/>
+                      <w:szCs w:val="14"/>
                     </w:rPr>
-                    <w:t xml:space="preserve">1</w:t>
+                    <w:t xml:space="preserve">Ⅱ</w:t>
                   </w:r>
                 </w:p>
               </w:tc>
-            </w:tr>
-            <w:tr>
-              <w:trPr>
-                <w:trHeight w:val="284" w:hRule="exact"/>
-              </w:trPr>
-              <w:tc>
-                <w:tcPr>
-                  <w:tcW w:type="dxa" w:w="967"/>
-                  <w:tcBorders>
-                    <w:top w:val="single" w:color="BFBFBF" w:sz="4"/>
-                    <w:left w:val="single" w:color="BFBFBF" w:sz="4"/>
-                    <w:bottom w:val="single" w:color="BFBFBF" w:sz="4"/>
-                    <w:right w:val="single" w:color="BFBFBF" w:sz="4"/>
-                  </w:tcBorders>
-                  <w:tcMar>
-                    <w:top w:type="dxa" w:w="20"/>
-                    <w:left w:type="dxa" w:w="90"/>
-                    <w:bottom w:type="dxa" w:w="20"/>
-                    <w:right w:type="dxa" w:w="70"/>
-                  </w:tcMar>
-                  <w:vAlign w:val="center"/>
-                </w:tcPr>
-                <w:p>
-                  <w:pPr>
-                    <w:spacing w:after="0" w:before="0" w:line="210" w:lineRule="exact"/>
+              <w:tc>
+                <w:tcPr>
+                  <w:tcW w:type="dxa" w:w="4514"/>
+                  <w:tcBorders>
+                    <w:top w:val="single" w:color="BFBFBF" w:sz="4"/>
+                    <w:left w:val="single" w:color="BFBFBF" w:sz="4"/>
+                    <w:bottom w:val="single" w:color="BFBFBF" w:sz="4"/>
+                    <w:right w:val="single" w:color="BFBFBF" w:sz="4"/>
+                  </w:tcBorders>
+                  <w:tcMar>
+                    <w:top w:type="dxa" w:w="20"/>
+                    <w:left w:type="dxa" w:w="90"/>
+                    <w:bottom w:type="dxa" w:w="20"/>
+                    <w:right w:type="dxa" w:w="70"/>
+                  </w:tcMar>
+                  <w:vAlign w:val="center"/>
+                </w:tcPr>
+                <w:p>
+                  <w:pPr>
+                    <w:spacing w:after="0" w:before="0" w:line="196" w:lineRule="exact"/>
                     <w:jc w:val="center"/>
                   </w:pPr>
                   <w:r>
@@ -1334,33 +1367,33 @@
                       <w:bCs w:val="false"/>
                       <w:snapToGrid w:val="false"/>
                       <w:color w:val="333333"/>
-                      <w:sz w:val="15"/>
-                      <w:szCs w:val="15"/>
+                      <w:sz w:val="14"/>
+                      <w:szCs w:val="14"/>
                     </w:rPr>
-                    <w:t xml:space="preserve">Ⅲ</w:t>
+                    <w:t xml:space="preserve">활동을 제한하지 않는 가벼운 전신적 질환</w:t>
                   </w:r>
                 </w:p>
               </w:tc>
               <w:tc>
                 <w:tcPr>
-                  <w:tcW w:type="dxa" w:w="4450"/>
-                  <w:tcBorders>
-                    <w:top w:val="single" w:color="BFBFBF" w:sz="4"/>
-                    <w:left w:val="single" w:color="BFBFBF" w:sz="4"/>
-                    <w:bottom w:val="single" w:color="BFBFBF" w:sz="4"/>
-                    <w:right w:val="single" w:color="BFBFBF" w:sz="4"/>
-                  </w:tcBorders>
-                  <w:tcMar>
-                    <w:top w:type="dxa" w:w="20"/>
-                    <w:left w:type="dxa" w:w="90"/>
-                    <w:bottom w:type="dxa" w:w="20"/>
-                    <w:right w:type="dxa" w:w="70"/>
-                  </w:tcMar>
-                  <w:vAlign w:val="center"/>
-                </w:tcPr>
-                <w:p>
-                  <w:pPr>
-                    <w:spacing w:after="0" w:before="0" w:line="210" w:lineRule="exact"/>
+                  <w:tcW w:type="dxa" w:w="774"/>
+                  <w:tcBorders>
+                    <w:top w:val="single" w:color="BFBFBF" w:sz="4"/>
+                    <w:left w:val="single" w:color="BFBFBF" w:sz="4"/>
+                    <w:bottom w:val="single" w:color="BFBFBF" w:sz="4"/>
+                    <w:right w:val="single" w:color="BFBFBF" w:sz="4"/>
+                  </w:tcBorders>
+                  <w:tcMar>
+                    <w:top w:type="dxa" w:w="20"/>
+                    <w:left w:type="dxa" w:w="90"/>
+                    <w:bottom w:type="dxa" w:w="20"/>
+                    <w:right w:type="dxa" w:w="70"/>
+                  </w:tcMar>
+                  <w:vAlign w:val="center"/>
+                </w:tcPr>
+                <w:p>
+                  <w:pPr>
+                    <w:spacing w:after="0" w:before="0" w:line="196" w:lineRule="exact"/>
                     <w:jc w:val="center"/>
                   </w:pPr>
                   <w:r>
@@ -1370,33 +1403,38 @@
                       <w:bCs w:val="false"/>
                       <w:snapToGrid w:val="false"/>
                       <w:color w:val="333333"/>
-                      <w:sz w:val="15"/>
-                      <w:szCs w:val="15"/>
+                      <w:sz w:val="14"/>
+                      <w:szCs w:val="14"/>
                     </w:rPr>
-                    <w:t xml:space="preserve">활동이 가능한 중증의 전신적 질환</w:t>
+                    <w:t xml:space="preserve">1</w:t>
                   </w:r>
                 </w:p>
               </w:tc>
-              <w:tc>
-                <w:tcPr>
-                  <w:tcW w:type="dxa" w:w="1032"/>
-                  <w:tcBorders>
-                    <w:top w:val="single" w:color="BFBFBF" w:sz="4"/>
-                    <w:left w:val="single" w:color="BFBFBF" w:sz="4"/>
-                    <w:bottom w:val="single" w:color="BFBFBF" w:sz="4"/>
-                    <w:right w:val="single" w:color="BFBFBF" w:sz="4"/>
-                  </w:tcBorders>
-                  <w:tcMar>
-                    <w:top w:type="dxa" w:w="20"/>
-                    <w:left w:type="dxa" w:w="90"/>
-                    <w:bottom w:type="dxa" w:w="20"/>
-                    <w:right w:type="dxa" w:w="70"/>
-                  </w:tcMar>
-                  <w:vAlign w:val="center"/>
-                </w:tcPr>
-                <w:p>
-                  <w:pPr>
-                    <w:spacing w:after="0" w:before="0" w:line="210" w:lineRule="exact"/>
+            </w:tr>
+            <w:tr>
+              <w:trPr>
+                <w:trHeight w:val="284" w:hRule="exact"/>
+              </w:trPr>
+              <w:tc>
+                <w:tcPr>
+                  <w:tcW w:type="dxa" w:w="484"/>
+                  <w:tcBorders>
+                    <w:top w:val="single" w:color="BFBFBF" w:sz="4"/>
+                    <w:left w:val="single" w:color="BFBFBF" w:sz="4"/>
+                    <w:bottom w:val="single" w:color="BFBFBF" w:sz="4"/>
+                    <w:right w:val="single" w:color="BFBFBF" w:sz="4"/>
+                  </w:tcBorders>
+                  <w:tcMar>
+                    <w:top w:type="dxa" w:w="20"/>
+                    <w:left w:type="dxa" w:w="90"/>
+                    <w:bottom w:type="dxa" w:w="20"/>
+                    <w:right w:type="dxa" w:w="70"/>
+                  </w:tcMar>
+                  <w:vAlign w:val="center"/>
+                </w:tcPr>
+                <w:p>
+                  <w:pPr>
+                    <w:spacing w:after="0" w:before="0" w:line="196" w:lineRule="exact"/>
                     <w:jc w:val="center"/>
                   </w:pPr>
                   <w:r>
@@ -1406,38 +1444,33 @@
                       <w:bCs w:val="false"/>
                       <w:snapToGrid w:val="false"/>
                       <w:color w:val="333333"/>
-                      <w:sz w:val="15"/>
-                      <w:szCs w:val="15"/>
+                      <w:sz w:val="14"/>
+                      <w:szCs w:val="14"/>
                     </w:rPr>
-                    <w:t xml:space="preserve">10</w:t>
+                    <w:t xml:space="preserve">□</w:t>
                   </w:r>
                 </w:p>
               </w:tc>
-            </w:tr>
-            <w:tr>
-              <w:trPr>
-                <w:trHeight w:val="284" w:hRule="exact"/>
-              </w:trPr>
-              <w:tc>
-                <w:tcPr>
-                  <w:tcW w:type="dxa" w:w="967"/>
-                  <w:tcBorders>
-                    <w:top w:val="single" w:color="BFBFBF" w:sz="4"/>
-                    <w:left w:val="single" w:color="BFBFBF" w:sz="4"/>
-                    <w:bottom w:val="single" w:color="BFBFBF" w:sz="4"/>
-                    <w:right w:val="single" w:color="BFBFBF" w:sz="4"/>
-                  </w:tcBorders>
-                  <w:tcMar>
-                    <w:top w:type="dxa" w:w="20"/>
-                    <w:left w:type="dxa" w:w="90"/>
-                    <w:bottom w:type="dxa" w:w="20"/>
-                    <w:right w:type="dxa" w:w="70"/>
-                  </w:tcMar>
-                  <w:vAlign w:val="center"/>
-                </w:tcPr>
-                <w:p>
-                  <w:pPr>
-                    <w:spacing w:after="0" w:before="0" w:line="210" w:lineRule="exact"/>
+              <w:tc>
+                <w:tcPr>
+                  <w:tcW w:type="dxa" w:w="677"/>
+                  <w:tcBorders>
+                    <w:top w:val="single" w:color="BFBFBF" w:sz="4"/>
+                    <w:left w:val="single" w:color="BFBFBF" w:sz="4"/>
+                    <w:bottom w:val="single" w:color="BFBFBF" w:sz="4"/>
+                    <w:right w:val="single" w:color="BFBFBF" w:sz="4"/>
+                  </w:tcBorders>
+                  <w:tcMar>
+                    <w:top w:type="dxa" w:w="20"/>
+                    <w:left w:type="dxa" w:w="90"/>
+                    <w:bottom w:type="dxa" w:w="20"/>
+                    <w:right w:type="dxa" w:w="70"/>
+                  </w:tcMar>
+                  <w:vAlign w:val="center"/>
+                </w:tcPr>
+                <w:p>
+                  <w:pPr>
+                    <w:spacing w:after="0" w:before="0" w:line="196" w:lineRule="exact"/>
                     <w:jc w:val="center"/>
                   </w:pPr>
                   <w:r>
@@ -1447,33 +1480,33 @@
                       <w:bCs w:val="false"/>
                       <w:snapToGrid w:val="false"/>
                       <w:color w:val="333333"/>
-                      <w:sz w:val="15"/>
-                      <w:szCs w:val="15"/>
+                      <w:sz w:val="14"/>
+                      <w:szCs w:val="14"/>
                     </w:rPr>
-                    <w:t xml:space="preserve">Ⅳ</w:t>
+                    <w:t xml:space="preserve">Ⅲ</w:t>
                   </w:r>
                 </w:p>
               </w:tc>
               <w:tc>
                 <w:tcPr>
-                  <w:tcW w:type="dxa" w:w="4450"/>
-                  <w:tcBorders>
-                    <w:top w:val="single" w:color="BFBFBF" w:sz="4"/>
-                    <w:left w:val="single" w:color="BFBFBF" w:sz="4"/>
-                    <w:bottom w:val="single" w:color="BFBFBF" w:sz="4"/>
-                    <w:right w:val="single" w:color="BFBFBF" w:sz="4"/>
-                  </w:tcBorders>
-                  <w:tcMar>
-                    <w:top w:type="dxa" w:w="20"/>
-                    <w:left w:type="dxa" w:w="90"/>
-                    <w:bottom w:type="dxa" w:w="20"/>
-                    <w:right w:type="dxa" w:w="70"/>
-                  </w:tcMar>
-                  <w:vAlign w:val="center"/>
-                </w:tcPr>
-                <w:p>
-                  <w:pPr>
-                    <w:spacing w:after="0" w:before="0" w:line="210" w:lineRule="exact"/>
+                  <w:tcW w:type="dxa" w:w="4514"/>
+                  <w:tcBorders>
+                    <w:top w:val="single" w:color="BFBFBF" w:sz="4"/>
+                    <w:left w:val="single" w:color="BFBFBF" w:sz="4"/>
+                    <w:bottom w:val="single" w:color="BFBFBF" w:sz="4"/>
+                    <w:right w:val="single" w:color="BFBFBF" w:sz="4"/>
+                  </w:tcBorders>
+                  <w:tcMar>
+                    <w:top w:type="dxa" w:w="20"/>
+                    <w:left w:type="dxa" w:w="90"/>
+                    <w:bottom w:type="dxa" w:w="20"/>
+                    <w:right w:type="dxa" w:w="70"/>
+                  </w:tcMar>
+                  <w:vAlign w:val="center"/>
+                </w:tcPr>
+                <w:p>
+                  <w:pPr>
+                    <w:spacing w:after="0" w:before="0" w:line="196" w:lineRule="exact"/>
                     <w:jc w:val="center"/>
                   </w:pPr>
                   <w:r>
@@ -1483,33 +1516,33 @@
                       <w:bCs w:val="false"/>
                       <w:snapToGrid w:val="false"/>
                       <w:color w:val="333333"/>
-                      <w:sz w:val="15"/>
-                      <w:szCs w:val="15"/>
+                      <w:sz w:val="14"/>
+                      <w:szCs w:val="14"/>
                     </w:rPr>
-                    <w:t xml:space="preserve">지속적으로 생명을 위협하며, 활동이 불가능한 전신적 질환</w:t>
+                    <w:t xml:space="preserve">활동이 가능한 중증의 전신적 질환</w:t>
                   </w:r>
                 </w:p>
               </w:tc>
               <w:tc>
                 <w:tcPr>
-                  <w:tcW w:type="dxa" w:w="1032"/>
-                  <w:tcBorders>
-                    <w:top w:val="single" w:color="BFBFBF" w:sz="4"/>
-                    <w:left w:val="single" w:color="BFBFBF" w:sz="4"/>
-                    <w:bottom w:val="single" w:color="BFBFBF" w:sz="4"/>
-                    <w:right w:val="single" w:color="BFBFBF" w:sz="4"/>
-                  </w:tcBorders>
-                  <w:tcMar>
-                    <w:top w:type="dxa" w:w="20"/>
-                    <w:left w:type="dxa" w:w="90"/>
-                    <w:bottom w:type="dxa" w:w="20"/>
-                    <w:right w:type="dxa" w:w="70"/>
-                  </w:tcMar>
-                  <w:vAlign w:val="center"/>
-                </w:tcPr>
-                <w:p>
-                  <w:pPr>
-                    <w:spacing w:after="0" w:before="0" w:line="210" w:lineRule="exact"/>
+                  <w:tcW w:type="dxa" w:w="774"/>
+                  <w:tcBorders>
+                    <w:top w:val="single" w:color="BFBFBF" w:sz="4"/>
+                    <w:left w:val="single" w:color="BFBFBF" w:sz="4"/>
+                    <w:bottom w:val="single" w:color="BFBFBF" w:sz="4"/>
+                    <w:right w:val="single" w:color="BFBFBF" w:sz="4"/>
+                  </w:tcBorders>
+                  <w:tcMar>
+                    <w:top w:type="dxa" w:w="20"/>
+                    <w:left w:type="dxa" w:w="90"/>
+                    <w:bottom w:type="dxa" w:w="20"/>
+                    <w:right w:type="dxa" w:w="70"/>
+                  </w:tcMar>
+                  <w:vAlign w:val="center"/>
+                </w:tcPr>
+                <w:p>
+                  <w:pPr>
+                    <w:spacing w:after="0" w:before="0" w:line="196" w:lineRule="exact"/>
                     <w:jc w:val="center"/>
                   </w:pPr>
                   <w:r>
@@ -1519,10 +1552,10 @@
                       <w:bCs w:val="false"/>
                       <w:snapToGrid w:val="false"/>
                       <w:color w:val="333333"/>
-                      <w:sz w:val="15"/>
-                      <w:szCs w:val="15"/>
+                      <w:sz w:val="14"/>
+                      <w:szCs w:val="14"/>
                     </w:rPr>
-                    <w:t xml:space="preserve">30</w:t>
+                    <w:t xml:space="preserve">10</w:t>
                   </w:r>
                 </w:p>
               </w:tc>
@@ -1533,24 +1566,24 @@
               </w:trPr>
               <w:tc>
                 <w:tcPr>
-                  <w:tcW w:type="dxa" w:w="967"/>
-                  <w:tcBorders>
-                    <w:top w:val="single" w:color="BFBFBF" w:sz="4"/>
-                    <w:left w:val="single" w:color="BFBFBF" w:sz="4"/>
-                    <w:bottom w:val="single" w:color="BFBFBF" w:sz="4"/>
-                    <w:right w:val="single" w:color="BFBFBF" w:sz="4"/>
-                  </w:tcBorders>
-                  <w:tcMar>
-                    <w:top w:type="dxa" w:w="20"/>
-                    <w:left w:type="dxa" w:w="90"/>
-                    <w:bottom w:type="dxa" w:w="20"/>
-                    <w:right w:type="dxa" w:w="70"/>
-                  </w:tcMar>
-                  <w:vAlign w:val="center"/>
-                </w:tcPr>
-                <w:p>
-                  <w:pPr>
-                    <w:spacing w:after="0" w:before="0" w:line="210" w:lineRule="exact"/>
+                  <w:tcW w:type="dxa" w:w="484"/>
+                  <w:tcBorders>
+                    <w:top w:val="single" w:color="BFBFBF" w:sz="4"/>
+                    <w:left w:val="single" w:color="BFBFBF" w:sz="4"/>
+                    <w:bottom w:val="single" w:color="BFBFBF" w:sz="4"/>
+                    <w:right w:val="single" w:color="BFBFBF" w:sz="4"/>
+                  </w:tcBorders>
+                  <w:tcMar>
+                    <w:top w:type="dxa" w:w="20"/>
+                    <w:left w:type="dxa" w:w="90"/>
+                    <w:bottom w:type="dxa" w:w="20"/>
+                    <w:right w:type="dxa" w:w="70"/>
+                  </w:tcMar>
+                  <w:vAlign w:val="center"/>
+                </w:tcPr>
+                <w:p>
+                  <w:pPr>
+                    <w:spacing w:after="0" w:before="0" w:line="196" w:lineRule="exact"/>
                     <w:jc w:val="center"/>
                   </w:pPr>
                   <w:r>
@@ -1560,33 +1593,33 @@
                       <w:bCs w:val="false"/>
                       <w:snapToGrid w:val="false"/>
                       <w:color w:val="333333"/>
-                      <w:sz w:val="15"/>
-                      <w:szCs w:val="15"/>
+                      <w:sz w:val="14"/>
+                      <w:szCs w:val="14"/>
                     </w:rPr>
-                    <w:t xml:space="preserve">Ⅴ</w:t>
+                    <w:t xml:space="preserve">□</w:t>
                   </w:r>
                 </w:p>
               </w:tc>
               <w:tc>
                 <w:tcPr>
-                  <w:tcW w:type="dxa" w:w="4450"/>
-                  <w:tcBorders>
-                    <w:top w:val="single" w:color="BFBFBF" w:sz="4"/>
-                    <w:left w:val="single" w:color="BFBFBF" w:sz="4"/>
-                    <w:bottom w:val="single" w:color="BFBFBF" w:sz="4"/>
-                    <w:right w:val="single" w:color="BFBFBF" w:sz="4"/>
-                  </w:tcBorders>
-                  <w:tcMar>
-                    <w:top w:type="dxa" w:w="20"/>
-                    <w:left w:type="dxa" w:w="90"/>
-                    <w:bottom w:type="dxa" w:w="20"/>
-                    <w:right w:type="dxa" w:w="70"/>
-                  </w:tcMar>
-                  <w:vAlign w:val="center"/>
-                </w:tcPr>
-                <w:p>
-                  <w:pPr>
-                    <w:spacing w:after="0" w:before="0" w:line="210" w:lineRule="exact"/>
+                  <w:tcW w:type="dxa" w:w="677"/>
+                  <w:tcBorders>
+                    <w:top w:val="single" w:color="BFBFBF" w:sz="4"/>
+                    <w:left w:val="single" w:color="BFBFBF" w:sz="4"/>
+                    <w:bottom w:val="single" w:color="BFBFBF" w:sz="4"/>
+                    <w:right w:val="single" w:color="BFBFBF" w:sz="4"/>
+                  </w:tcBorders>
+                  <w:tcMar>
+                    <w:top w:type="dxa" w:w="20"/>
+                    <w:left w:type="dxa" w:w="90"/>
+                    <w:bottom w:type="dxa" w:w="20"/>
+                    <w:right w:type="dxa" w:w="70"/>
+                  </w:tcMar>
+                  <w:vAlign w:val="center"/>
+                </w:tcPr>
+                <w:p>
+                  <w:pPr>
+                    <w:spacing w:after="0" w:before="0" w:line="196" w:lineRule="exact"/>
                     <w:jc w:val="center"/>
                   </w:pPr>
                   <w:r>
@@ -1596,33 +1629,33 @@
                       <w:bCs w:val="false"/>
                       <w:snapToGrid w:val="false"/>
                       <w:color w:val="333333"/>
-                      <w:sz w:val="15"/>
-                      <w:szCs w:val="15"/>
+                      <w:sz w:val="14"/>
+                      <w:szCs w:val="14"/>
                     </w:rPr>
-                    <w:t xml:space="preserve">수술과 관계없이 24시간 이내에 사망할 수 있는 빈사 상태</w:t>
+                    <w:t xml:space="preserve">Ⅳ</w:t>
                   </w:r>
                 </w:p>
               </w:tc>
               <w:tc>
                 <w:tcPr>
-                  <w:tcW w:type="dxa" w:w="1032"/>
-                  <w:tcBorders>
-                    <w:top w:val="single" w:color="BFBFBF" w:sz="4"/>
-                    <w:left w:val="single" w:color="BFBFBF" w:sz="4"/>
-                    <w:bottom w:val="single" w:color="BFBFBF" w:sz="4"/>
-                    <w:right w:val="single" w:color="BFBFBF" w:sz="4"/>
-                  </w:tcBorders>
-                  <w:tcMar>
-                    <w:top w:type="dxa" w:w="20"/>
-                    <w:left w:type="dxa" w:w="90"/>
-                    <w:bottom w:type="dxa" w:w="20"/>
-                    <w:right w:type="dxa" w:w="70"/>
-                  </w:tcMar>
-                  <w:vAlign w:val="center"/>
-                </w:tcPr>
-                <w:p>
-                  <w:pPr>
-                    <w:spacing w:after="0" w:before="0" w:line="210" w:lineRule="exact"/>
+                  <w:tcW w:type="dxa" w:w="4514"/>
+                  <w:tcBorders>
+                    <w:top w:val="single" w:color="BFBFBF" w:sz="4"/>
+                    <w:left w:val="single" w:color="BFBFBF" w:sz="4"/>
+                    <w:bottom w:val="single" w:color="BFBFBF" w:sz="4"/>
+                    <w:right w:val="single" w:color="BFBFBF" w:sz="4"/>
+                  </w:tcBorders>
+                  <w:tcMar>
+                    <w:top w:type="dxa" w:w="20"/>
+                    <w:left w:type="dxa" w:w="90"/>
+                    <w:bottom w:type="dxa" w:w="20"/>
+                    <w:right w:type="dxa" w:w="70"/>
+                  </w:tcMar>
+                  <w:vAlign w:val="center"/>
+                </w:tcPr>
+                <w:p>
+                  <w:pPr>
+                    <w:spacing w:after="0" w:before="0" w:line="196" w:lineRule="exact"/>
                     <w:jc w:val="center"/>
                   </w:pPr>
                   <w:r>
@@ -1632,8 +1665,193 @@
                       <w:bCs w:val="false"/>
                       <w:snapToGrid w:val="false"/>
                       <w:color w:val="333333"/>
-                      <w:sz w:val="15"/>
-                      <w:szCs w:val="15"/>
+                      <w:sz w:val="14"/>
+                      <w:szCs w:val="14"/>
+                    </w:rPr>
+                    <w:t xml:space="preserve">지속적으로 생명을 위협하며, 활동이 불가능한 전신적 질환</w:t>
+                  </w:r>
+                </w:p>
+              </w:tc>
+              <w:tc>
+                <w:tcPr>
+                  <w:tcW w:type="dxa" w:w="774"/>
+                  <w:tcBorders>
+                    <w:top w:val="single" w:color="BFBFBF" w:sz="4"/>
+                    <w:left w:val="single" w:color="BFBFBF" w:sz="4"/>
+                    <w:bottom w:val="single" w:color="BFBFBF" w:sz="4"/>
+                    <w:right w:val="single" w:color="BFBFBF" w:sz="4"/>
+                  </w:tcBorders>
+                  <w:tcMar>
+                    <w:top w:type="dxa" w:w="20"/>
+                    <w:left w:type="dxa" w:w="90"/>
+                    <w:bottom w:type="dxa" w:w="20"/>
+                    <w:right w:type="dxa" w:w="70"/>
+                  </w:tcMar>
+                  <w:vAlign w:val="center"/>
+                </w:tcPr>
+                <w:p>
+                  <w:pPr>
+                    <w:spacing w:after="0" w:before="0" w:line="196" w:lineRule="exact"/>
+                    <w:jc w:val="center"/>
+                  </w:pPr>
+                  <w:r>
+                    <w:rPr>
+                      <w:rFonts w:ascii="Malgun Gothic" w:eastAsia="Malgun Gothic" w:hAnsi="Malgun Gothic"/>
+                      <w:b w:val="false"/>
+                      <w:bCs w:val="false"/>
+                      <w:snapToGrid w:val="false"/>
+                      <w:color w:val="333333"/>
+                      <w:sz w:val="14"/>
+                      <w:szCs w:val="14"/>
+                    </w:rPr>
+                    <w:t xml:space="preserve">30</w:t>
+                  </w:r>
+                </w:p>
+              </w:tc>
+            </w:tr>
+            <w:tr>
+              <w:trPr>
+                <w:trHeight w:val="284" w:hRule="exact"/>
+              </w:trPr>
+              <w:tc>
+                <w:tcPr>
+                  <w:tcW w:type="dxa" w:w="484"/>
+                  <w:tcBorders>
+                    <w:top w:val="single" w:color="BFBFBF" w:sz="4"/>
+                    <w:left w:val="single" w:color="BFBFBF" w:sz="4"/>
+                    <w:bottom w:val="single" w:color="BFBFBF" w:sz="4"/>
+                    <w:right w:val="single" w:color="BFBFBF" w:sz="4"/>
+                  </w:tcBorders>
+                  <w:tcMar>
+                    <w:top w:type="dxa" w:w="20"/>
+                    <w:left w:type="dxa" w:w="90"/>
+                    <w:bottom w:type="dxa" w:w="20"/>
+                    <w:right w:type="dxa" w:w="70"/>
+                  </w:tcMar>
+                  <w:vAlign w:val="center"/>
+                </w:tcPr>
+                <w:p>
+                  <w:pPr>
+                    <w:spacing w:after="0" w:before="0" w:line="196" w:lineRule="exact"/>
+                    <w:jc w:val="center"/>
+                  </w:pPr>
+                  <w:r>
+                    <w:rPr>
+                      <w:rFonts w:ascii="Malgun Gothic" w:eastAsia="Malgun Gothic" w:hAnsi="Malgun Gothic"/>
+                      <w:b w:val="false"/>
+                      <w:bCs w:val="false"/>
+                      <w:snapToGrid w:val="false"/>
+                      <w:color w:val="333333"/>
+                      <w:sz w:val="14"/>
+                      <w:szCs w:val="14"/>
+                    </w:rPr>
+                    <w:t xml:space="preserve">□</w:t>
+                  </w:r>
+                </w:p>
+              </w:tc>
+              <w:tc>
+                <w:tcPr>
+                  <w:tcW w:type="dxa" w:w="677"/>
+                  <w:tcBorders>
+                    <w:top w:val="single" w:color="BFBFBF" w:sz="4"/>
+                    <w:left w:val="single" w:color="BFBFBF" w:sz="4"/>
+                    <w:bottom w:val="single" w:color="BFBFBF" w:sz="4"/>
+                    <w:right w:val="single" w:color="BFBFBF" w:sz="4"/>
+                  </w:tcBorders>
+                  <w:tcMar>
+                    <w:top w:type="dxa" w:w="20"/>
+                    <w:left w:type="dxa" w:w="90"/>
+                    <w:bottom w:type="dxa" w:w="20"/>
+                    <w:right w:type="dxa" w:w="70"/>
+                  </w:tcMar>
+                  <w:vAlign w:val="center"/>
+                </w:tcPr>
+                <w:p>
+                  <w:pPr>
+                    <w:spacing w:after="0" w:before="0" w:line="196" w:lineRule="exact"/>
+                    <w:jc w:val="center"/>
+                  </w:pPr>
+                  <w:r>
+                    <w:rPr>
+                      <w:rFonts w:ascii="Malgun Gothic" w:eastAsia="Malgun Gothic" w:hAnsi="Malgun Gothic"/>
+                      <w:b w:val="false"/>
+                      <w:bCs w:val="false"/>
+                      <w:snapToGrid w:val="false"/>
+                      <w:color w:val="333333"/>
+                      <w:sz w:val="14"/>
+                      <w:szCs w:val="14"/>
+                    </w:rPr>
+                    <w:t xml:space="preserve">Ⅴ</w:t>
+                  </w:r>
+                </w:p>
+              </w:tc>
+              <w:tc>
+                <w:tcPr>
+                  <w:tcW w:type="dxa" w:w="4514"/>
+                  <w:tcBorders>
+                    <w:top w:val="single" w:color="BFBFBF" w:sz="4"/>
+                    <w:left w:val="single" w:color="BFBFBF" w:sz="4"/>
+                    <w:bottom w:val="single" w:color="BFBFBF" w:sz="4"/>
+                    <w:right w:val="single" w:color="BFBFBF" w:sz="4"/>
+                  </w:tcBorders>
+                  <w:tcMar>
+                    <w:top w:type="dxa" w:w="20"/>
+                    <w:left w:type="dxa" w:w="90"/>
+                    <w:bottom w:type="dxa" w:w="20"/>
+                    <w:right w:type="dxa" w:w="70"/>
+                  </w:tcMar>
+                  <w:vAlign w:val="center"/>
+                </w:tcPr>
+                <w:p>
+                  <w:pPr>
+                    <w:spacing w:after="0" w:before="0" w:line="196" w:lineRule="exact"/>
+                    <w:jc w:val="center"/>
+                  </w:pPr>
+                  <w:r>
+                    <w:rPr>
+                      <w:rFonts w:ascii="Malgun Gothic" w:eastAsia="Malgun Gothic" w:hAnsi="Malgun Gothic"/>
+                      <w:b w:val="false"/>
+                      <w:bCs w:val="false"/>
+                      <w:snapToGrid w:val="false"/>
+                      <w:color w:val="333333"/>
+                      <w:sz w:val="14"/>
+                      <w:szCs w:val="14"/>
+                    </w:rPr>
+                    <w:t xml:space="preserve">수술과 관계없이 24시간 이내에 사망할 수 있는 빈사 상태</w:t>
+                  </w:r>
+                </w:p>
+              </w:tc>
+              <w:tc>
+                <w:tcPr>
+                  <w:tcW w:type="dxa" w:w="774"/>
+                  <w:tcBorders>
+                    <w:top w:val="single" w:color="BFBFBF" w:sz="4"/>
+                    <w:left w:val="single" w:color="BFBFBF" w:sz="4"/>
+                    <w:bottom w:val="single" w:color="BFBFBF" w:sz="4"/>
+                    <w:right w:val="single" w:color="BFBFBF" w:sz="4"/>
+                  </w:tcBorders>
+                  <w:tcMar>
+                    <w:top w:type="dxa" w:w="20"/>
+                    <w:left w:type="dxa" w:w="90"/>
+                    <w:bottom w:type="dxa" w:w="20"/>
+                    <w:right w:type="dxa" w:w="70"/>
+                  </w:tcMar>
+                  <w:vAlign w:val="center"/>
+                </w:tcPr>
+                <w:p>
+                  <w:pPr>
+                    <w:spacing w:after="0" w:before="0" w:line="196" w:lineRule="exact"/>
+                    <w:jc w:val="center"/>
+                  </w:pPr>
+                  <w:r>
+                    <w:rPr>
+                      <w:rFonts w:ascii="Malgun Gothic" w:eastAsia="Malgun Gothic" w:hAnsi="Malgun Gothic"/>
+                      <w:b w:val="false"/>
+                      <w:bCs w:val="false"/>
+                      <w:snapToGrid w:val="false"/>
+                      <w:color w:val="333333"/>
+                      <w:sz w:val="14"/>
+                      <w:szCs w:val="14"/>
                     </w:rPr>
                     <w:t xml:space="preserve">50</w:t>
                   </w:r>
@@ -1727,6 +1945,7 @@
           <w:p>
             <w:pPr>
               <w:spacing w:after="0" w:before="0" w:line="260" w:lineRule="exact"/>
+              <w:ind w:left="165" w:hanging="165"/>
             </w:pPr>
             <w:r>
               <w:rPr>
@@ -1744,6 +1963,7 @@
           <w:p>
             <w:pPr>
               <w:spacing w:after="0" w:before="0" w:line="260" w:lineRule="exact"/>
+              <w:ind w:left="165" w:hanging="165"/>
             </w:pPr>
             <w:r>
               <w:rPr>
@@ -1761,6 +1981,7 @@
           <w:p>
             <w:pPr>
               <w:spacing w:after="0" w:before="0" w:line="260" w:lineRule="exact"/>
+              <w:ind w:left="165" w:hanging="165"/>
             </w:pPr>
             <w:r>
               <w:rPr>
@@ -1778,6 +1999,7 @@
           <w:p>
             <w:pPr>
               <w:spacing w:after="0" w:before="0" w:line="260" w:lineRule="exact"/>
+              <w:ind w:left="165" w:hanging="165"/>
             </w:pPr>
             <w:r>
               <w:rPr>
@@ -1873,11 +2095,6 @@
           </w:p>
           <w:p>
             <w:pPr>
-              <w:spacing w:after="0" w:before="0" w:line="120" w:lineRule="exact"/>
-            </w:pPr>
-          </w:p>
-          <w:p>
-            <w:pPr>
               <w:spacing w:after="0" w:before="0" w:line="182" w:lineRule="exact"/>
               <w:jc w:val="center"/>
             </w:pPr>
@@ -3768,6 +3985,7 @@
           <w:p>
             <w:pPr>
               <w:spacing w:after="0" w:before="0" w:line="195" w:lineRule="exact"/>
+              <w:ind w:left="143" w:hanging="143"/>
             </w:pPr>
             <w:r>
               <w:rPr>
@@ -3848,11 +4066,6 @@
           </w:p>
           <w:p>
             <w:pPr>
-              <w:spacing w:after="0" w:before="0" w:line="120" w:lineRule="exact"/>
-            </w:pPr>
-          </w:p>
-          <w:p>
-            <w:pPr>
               <w:spacing w:after="0" w:before="0" w:line="182" w:lineRule="exact"/>
               <w:jc w:val="center"/>
             </w:pPr>
@@ -3905,6 +4118,7 @@
           <w:p>
             <w:pPr>
               <w:spacing w:after="0" w:before="0" w:line="260" w:lineRule="exact"/>
+              <w:ind w:left="165" w:hanging="165"/>
             </w:pPr>
             <w:r>
               <w:rPr>
@@ -3922,6 +4136,7 @@
           <w:p>
             <w:pPr>
               <w:spacing w:after="0" w:before="0" w:line="260" w:lineRule="exact"/>
+              <w:ind w:left="165" w:hanging="165"/>
             </w:pPr>
             <w:r>
               <w:rPr>
@@ -3957,21 +4172,21 @@
         </w:tblBorders>
       </w:tblPr>
       <w:tblGrid>
-        <w:gridCol w:w="2200"/>
+        <w:gridCol w:w="3180"/>
         <w:gridCol w:w="1100"/>
-        <w:gridCol w:w="1539"/>
+        <w:gridCol w:w="1049"/>
         <w:gridCol w:w="1250"/>
         <w:gridCol w:w="1100"/>
-        <w:gridCol w:w="1539"/>
+        <w:gridCol w:w="1049"/>
         <w:gridCol w:w="1250"/>
       </w:tblGrid>
       <w:tr>
         <w:trPr>
-          <w:trHeight w:val="510" w:hRule="exact"/>
+          <w:trHeight w:val="570" w:hRule="exact"/>
         </w:trPr>
         <w:tc>
           <w:tcPr>
-            <w:tcW w:type="dxa" w:w="2200"/>
+            <w:tcW w:type="dxa" w:w="3180"/>
             <w:tcBorders>
               <w:top w:val="none" w:color="FFFFFF" w:sz="0"/>
               <w:left w:val="none" w:color="FFFFFF" w:sz="0"/>
@@ -3986,23 +4201,315 @@
             </w:tcMar>
             <w:vAlign w:val="center"/>
           </w:tcPr>
-          <w:p>
-            <w:pPr>
-              <w:spacing w:after="0" w:before="0" w:line="238" w:lineRule="exact"/>
-            </w:pPr>
-            <w:r>
-              <w:rPr>
-                <w:rFonts w:ascii="Malgun Gothic" w:eastAsia="Malgun Gothic" w:hAnsi="Malgun Gothic"/>
-                <w:b w:val="false"/>
-                <w:bCs w:val="false"/>
-                <w:snapToGrid w:val="false"/>
-                <w:color w:val="333333"/>
-                <w:sz w:val="17"/>
-                <w:szCs w:val="17"/>
-              </w:rPr>
-              <w:t xml:space="preserve">20        년        월        일</w:t>
-            </w:r>
-          </w:p>
+          <w:tbl>
+            <w:tblPr>
+              <w:tblW w:type="dxa" w:w="3180"/>
+              <w:tblBorders>
+                <w:top w:val="single" w:color="auto" w:sz="4"/>
+                <w:left w:val="single" w:color="auto" w:sz="4"/>
+                <w:bottom w:val="single" w:color="auto" w:sz="4"/>
+                <w:right w:val="single" w:color="auto" w:sz="4"/>
+                <w:insideH w:val="single" w:color="auto" w:sz="4"/>
+                <w:insideV w:val="single" w:color="auto" w:sz="4"/>
+              </w:tblBorders>
+            </w:tblPr>
+            <w:tblGrid>
+              <w:gridCol w:w="400"/>
+              <w:gridCol w:w="620"/>
+              <w:gridCol w:w="300"/>
+              <w:gridCol w:w="620"/>
+              <w:gridCol w:w="300"/>
+              <w:gridCol w:w="620"/>
+              <w:gridCol w:w="300"/>
+              <w:gridCol w:w="280"/>
+            </w:tblGrid>
+            <w:tr>
+              <w:trPr>
+                <w:trHeight w:val="470" w:hRule="exact"/>
+              </w:trPr>
+              <w:tc>
+                <w:tcPr>
+                  <w:tcW w:type="dxa" w:w="400"/>
+                  <w:tcBorders>
+                    <w:top w:val="none" w:color="FFFFFF" w:sz="0"/>
+                    <w:left w:val="none" w:color="FFFFFF" w:sz="0"/>
+                    <w:bottom w:val="none" w:color="FFFFFF" w:sz="0"/>
+                    <w:right w:val="none" w:color="FFFFFF" w:sz="0"/>
+                  </w:tcBorders>
+                  <w:tcMar>
+                    <w:top w:type="dxa" w:w="0"/>
+                    <w:left w:type="dxa" w:w="20"/>
+                    <w:bottom w:type="dxa" w:w="0"/>
+                    <w:right w:type="dxa" w:w="20"/>
+                  </w:tcMar>
+                  <w:vAlign w:val="center"/>
+                </w:tcPr>
+                <w:p>
+                  <w:pPr>
+                    <w:spacing w:after="0" w:before="0" w:line="238" w:lineRule="exact"/>
+                  </w:pPr>
+                  <w:r>
+                    <w:rPr>
+                      <w:rFonts w:ascii="Malgun Gothic" w:eastAsia="Malgun Gothic" w:hAnsi="Malgun Gothic"/>
+                      <w:b w:val="false"/>
+                      <w:bCs w:val="false"/>
+                      <w:snapToGrid w:val="false"/>
+                      <w:color w:val="333333"/>
+                      <w:sz w:val="17"/>
+                      <w:szCs w:val="17"/>
+                    </w:rPr>
+                    <w:t xml:space="preserve">20</w:t>
+                  </w:r>
+                </w:p>
+              </w:tc>
+              <w:tc>
+                <w:tcPr>
+                  <w:tcW w:type="dxa" w:w="620"/>
+                  <w:tcBorders>
+                    <w:top w:val="none" w:color="FFFFFF" w:sz="0"/>
+                    <w:left w:val="none" w:color="FFFFFF" w:sz="0"/>
+                    <w:bottom w:val="single" w:color="9A9A9A" w:sz="4"/>
+                    <w:right w:val="none" w:color="FFFFFF" w:sz="0"/>
+                  </w:tcBorders>
+                  <w:tcMar>
+                    <w:top w:type="dxa" w:w="0"/>
+                    <w:left w:type="dxa" w:w="20"/>
+                    <w:bottom w:type="dxa" w:w="0"/>
+                    <w:right w:type="dxa" w:w="20"/>
+                  </w:tcMar>
+                  <w:vAlign w:val="center"/>
+                </w:tcPr>
+                <w:p>
+                  <w:pPr>
+                    <w:spacing w:after="0" w:before="0" w:line="238" w:lineRule="exact"/>
+                  </w:pPr>
+                  <w:r>
+                    <w:rPr>
+                      <w:rFonts w:ascii="Malgun Gothic" w:eastAsia="Malgun Gothic" w:hAnsi="Malgun Gothic"/>
+                      <w:b w:val="false"/>
+                      <w:bCs w:val="false"/>
+                      <w:snapToGrid w:val="false"/>
+                      <w:color w:val="333333"/>
+                      <w:sz w:val="17"/>
+                      <w:szCs w:val="17"/>
+                    </w:rPr>
+                    <w:t xml:space="preserve"/>
+                  </w:r>
+                </w:p>
+              </w:tc>
+              <w:tc>
+                <w:tcPr>
+                  <w:tcW w:type="dxa" w:w="300"/>
+                  <w:tcBorders>
+                    <w:top w:val="none" w:color="FFFFFF" w:sz="0"/>
+                    <w:left w:val="none" w:color="FFFFFF" w:sz="0"/>
+                    <w:bottom w:val="none" w:color="FFFFFF" w:sz="0"/>
+                    <w:right w:val="none" w:color="FFFFFF" w:sz="0"/>
+                  </w:tcBorders>
+                  <w:tcMar>
+                    <w:top w:type="dxa" w:w="0"/>
+                    <w:left w:type="dxa" w:w="20"/>
+                    <w:bottom w:type="dxa" w:w="0"/>
+                    <w:right w:type="dxa" w:w="20"/>
+                  </w:tcMar>
+                  <w:vAlign w:val="center"/>
+                </w:tcPr>
+                <w:p>
+                  <w:pPr>
+                    <w:spacing w:after="0" w:before="0" w:line="238" w:lineRule="exact"/>
+                  </w:pPr>
+                  <w:r>
+                    <w:rPr>
+                      <w:rFonts w:ascii="Malgun Gothic" w:eastAsia="Malgun Gothic" w:hAnsi="Malgun Gothic"/>
+                      <w:b w:val="false"/>
+                      <w:bCs w:val="false"/>
+                      <w:snapToGrid w:val="false"/>
+                      <w:color w:val="333333"/>
+                      <w:sz w:val="17"/>
+                      <w:szCs w:val="17"/>
+                    </w:rPr>
+                    <w:t xml:space="preserve">년</w:t>
+                  </w:r>
+                </w:p>
+              </w:tc>
+              <w:tc>
+                <w:tcPr>
+                  <w:tcW w:type="dxa" w:w="620"/>
+                  <w:tcBorders>
+                    <w:top w:val="none" w:color="FFFFFF" w:sz="0"/>
+                    <w:left w:val="none" w:color="FFFFFF" w:sz="0"/>
+                    <w:bottom w:val="single" w:color="9A9A9A" w:sz="4"/>
+                    <w:right w:val="none" w:color="FFFFFF" w:sz="0"/>
+                  </w:tcBorders>
+                  <w:tcMar>
+                    <w:top w:type="dxa" w:w="0"/>
+                    <w:left w:type="dxa" w:w="20"/>
+                    <w:bottom w:type="dxa" w:w="0"/>
+                    <w:right w:type="dxa" w:w="20"/>
+                  </w:tcMar>
+                  <w:vAlign w:val="center"/>
+                </w:tcPr>
+                <w:p>
+                  <w:pPr>
+                    <w:spacing w:after="0" w:before="0" w:line="238" w:lineRule="exact"/>
+                  </w:pPr>
+                  <w:r>
+                    <w:rPr>
+                      <w:rFonts w:ascii="Malgun Gothic" w:eastAsia="Malgun Gothic" w:hAnsi="Malgun Gothic"/>
+                      <w:b w:val="false"/>
+                      <w:bCs w:val="false"/>
+                      <w:snapToGrid w:val="false"/>
+                      <w:color w:val="333333"/>
+                      <w:sz w:val="17"/>
+                      <w:szCs w:val="17"/>
+                    </w:rPr>
+                    <w:t xml:space="preserve"/>
+                  </w:r>
+                </w:p>
+              </w:tc>
+              <w:tc>
+                <w:tcPr>
+                  <w:tcW w:type="dxa" w:w="300"/>
+                  <w:tcBorders>
+                    <w:top w:val="none" w:color="FFFFFF" w:sz="0"/>
+                    <w:left w:val="none" w:color="FFFFFF" w:sz="0"/>
+                    <w:bottom w:val="none" w:color="FFFFFF" w:sz="0"/>
+                    <w:right w:val="none" w:color="FFFFFF" w:sz="0"/>
+                  </w:tcBorders>
+                  <w:tcMar>
+                    <w:top w:type="dxa" w:w="0"/>
+                    <w:left w:type="dxa" w:w="20"/>
+                    <w:bottom w:type="dxa" w:w="0"/>
+                    <w:right w:type="dxa" w:w="20"/>
+                  </w:tcMar>
+                  <w:vAlign w:val="center"/>
+                </w:tcPr>
+                <w:p>
+                  <w:pPr>
+                    <w:spacing w:after="0" w:before="0" w:line="238" w:lineRule="exact"/>
+                  </w:pPr>
+                  <w:r>
+                    <w:rPr>
+                      <w:rFonts w:ascii="Malgun Gothic" w:eastAsia="Malgun Gothic" w:hAnsi="Malgun Gothic"/>
+                      <w:b w:val="false"/>
+                      <w:bCs w:val="false"/>
+                      <w:snapToGrid w:val="false"/>
+                      <w:color w:val="333333"/>
+                      <w:sz w:val="17"/>
+                      <w:szCs w:val="17"/>
+                    </w:rPr>
+                    <w:t xml:space="preserve">월</w:t>
+                  </w:r>
+                </w:p>
+              </w:tc>
+              <w:tc>
+                <w:tcPr>
+                  <w:tcW w:type="dxa" w:w="620"/>
+                  <w:tcBorders>
+                    <w:top w:val="none" w:color="FFFFFF" w:sz="0"/>
+                    <w:left w:val="none" w:color="FFFFFF" w:sz="0"/>
+                    <w:bottom w:val="single" w:color="9A9A9A" w:sz="4"/>
+                    <w:right w:val="none" w:color="FFFFFF" w:sz="0"/>
+                  </w:tcBorders>
+                  <w:tcMar>
+                    <w:top w:type="dxa" w:w="0"/>
+                    <w:left w:type="dxa" w:w="20"/>
+                    <w:bottom w:type="dxa" w:w="0"/>
+                    <w:right w:type="dxa" w:w="20"/>
+                  </w:tcMar>
+                  <w:vAlign w:val="center"/>
+                </w:tcPr>
+                <w:p>
+                  <w:pPr>
+                    <w:spacing w:after="0" w:before="0" w:line="238" w:lineRule="exact"/>
+                  </w:pPr>
+                  <w:r>
+                    <w:rPr>
+                      <w:rFonts w:ascii="Malgun Gothic" w:eastAsia="Malgun Gothic" w:hAnsi="Malgun Gothic"/>
+                      <w:b w:val="false"/>
+                      <w:bCs w:val="false"/>
+                      <w:snapToGrid w:val="false"/>
+                      <w:color w:val="333333"/>
+                      <w:sz w:val="17"/>
+                      <w:szCs w:val="17"/>
+                    </w:rPr>
+                    <w:t xml:space="preserve"/>
+                  </w:r>
+                </w:p>
+              </w:tc>
+              <w:tc>
+                <w:tcPr>
+                  <w:tcW w:type="dxa" w:w="300"/>
+                  <w:tcBorders>
+                    <w:top w:val="none" w:color="FFFFFF" w:sz="0"/>
+                    <w:left w:val="none" w:color="FFFFFF" w:sz="0"/>
+                    <w:bottom w:val="none" w:color="FFFFFF" w:sz="0"/>
+                    <w:right w:val="none" w:color="FFFFFF" w:sz="0"/>
+                  </w:tcBorders>
+                  <w:tcMar>
+                    <w:top w:type="dxa" w:w="0"/>
+                    <w:left w:type="dxa" w:w="20"/>
+                    <w:bottom w:type="dxa" w:w="0"/>
+                    <w:right w:type="dxa" w:w="20"/>
+                  </w:tcMar>
+                  <w:vAlign w:val="center"/>
+                </w:tcPr>
+                <w:p>
+                  <w:pPr>
+                    <w:spacing w:after="0" w:before="0" w:line="238" w:lineRule="exact"/>
+                  </w:pPr>
+                  <w:r>
+                    <w:rPr>
+                      <w:rFonts w:ascii="Malgun Gothic" w:eastAsia="Malgun Gothic" w:hAnsi="Malgun Gothic"/>
+                      <w:b w:val="false"/>
+                      <w:bCs w:val="false"/>
+                      <w:snapToGrid w:val="false"/>
+                      <w:color w:val="333333"/>
+                      <w:sz w:val="17"/>
+                      <w:szCs w:val="17"/>
+                    </w:rPr>
+                    <w:t xml:space="preserve">일</w:t>
+                  </w:r>
+                </w:p>
+              </w:tc>
+              <w:tc>
+                <w:tcPr>
+                  <w:tcW w:type="dxa" w:w="280"/>
+                  <w:tcBorders>
+                    <w:top w:val="none" w:color="FFFFFF" w:sz="0"/>
+                    <w:left w:val="none" w:color="FFFFFF" w:sz="0"/>
+                    <w:bottom w:val="none" w:color="FFFFFF" w:sz="0"/>
+                    <w:right w:val="none" w:color="FFFFFF" w:sz="0"/>
+                  </w:tcBorders>
+                  <w:tcMar>
+                    <w:top w:type="dxa" w:w="0"/>
+                    <w:left w:type="dxa" w:w="20"/>
+                    <w:bottom w:type="dxa" w:w="0"/>
+                    <w:right w:type="dxa" w:w="20"/>
+                  </w:tcMar>
+                  <w:vAlign w:val="center"/>
+                </w:tcPr>
+                <w:p>
+                  <w:pPr>
+                    <w:spacing w:after="0" w:before="0" w:line="238" w:lineRule="exact"/>
+                  </w:pPr>
+                  <w:r>
+                    <w:rPr>
+                      <w:rFonts w:ascii="Malgun Gothic" w:eastAsia="Malgun Gothic" w:hAnsi="Malgun Gothic"/>
+                      <w:b w:val="false"/>
+                      <w:bCs w:val="false"/>
+                      <w:snapToGrid w:val="false"/>
+                      <w:color w:val="333333"/>
+                      <w:sz w:val="17"/>
+                      <w:szCs w:val="17"/>
+                    </w:rPr>
+                    <w:t xml:space="preserve"/>
+                  </w:r>
+                </w:p>
+              </w:tc>
+            </w:tr>
+          </w:tbl>
+          <w:p/>
         </w:tc>
         <w:tc>
           <w:tcPr>
@@ -4041,7 +4548,7 @@
         </w:tc>
         <w:tc>
           <w:tcPr>
-            <w:tcW w:type="dxa" w:w="1539"/>
+            <w:tcW w:type="dxa" w:w="1049"/>
             <w:tcBorders>
               <w:top w:val="dotted" w:color="9A9A9A" w:sz="4"/>
               <w:left w:val="dotted" w:color="9A9A9A" w:sz="4"/>
@@ -4146,7 +4653,7 @@
         </w:tc>
         <w:tc>
           <w:tcPr>
-            <w:tcW w:type="dxa" w:w="1539"/>
+            <w:tcW w:type="dxa" w:w="1049"/>
             <w:tcBorders>
               <w:top w:val="dotted" w:color="9A9A9A" w:sz="4"/>
               <w:left w:val="dotted" w:color="9A9A9A" w:sz="4"/>

--- a/forms/06_진료기록/마취전평가체크리스트_한국동물병원협회.docx
+++ b/forms/06_진료기록/마취전평가체크리스트_한국동물병원협회.docx
@@ -157,19 +157,19 @@
         </w:tblBorders>
       </w:tblPr>
       <w:tblGrid>
-        <w:gridCol w:w="1588"/>
         <w:gridCol w:w="1474"/>
-        <w:gridCol w:w="2721"/>
-        <w:gridCol w:w="1474"/>
-        <w:gridCol w:w="2721"/>
+        <w:gridCol w:w="1701"/>
+        <w:gridCol w:w="2551"/>
+        <w:gridCol w:w="1701"/>
+        <w:gridCol w:w="2551"/>
       </w:tblGrid>
       <w:tr>
         <w:trPr>
-          <w:trHeight w:val="470" w:hRule="exact"/>
+          <w:trHeight w:val="510" w:hRule="exact"/>
         </w:trPr>
         <w:tc>
           <w:tcPr>
-            <w:tcW w:type="dxa" w:w="1588"/>
+            <w:tcW w:type="dxa" w:w="1474"/>
             <w:vMerge w:val="restart"/>
             <w:tcBorders>
               <w:top w:val="single" w:color="BFBFBF" w:sz="4"/>
@@ -207,7 +207,7 @@
         </w:tc>
         <w:tc>
           <w:tcPr>
-            <w:tcW w:type="dxa" w:w="1474"/>
+            <w:tcW w:type="dxa" w:w="1701"/>
             <w:tcBorders>
               <w:top w:val="single" w:color="BFBFBF" w:sz="4"/>
               <w:left w:val="single" w:color="BFBFBF" w:sz="4"/>
@@ -243,7 +243,7 @@
         </w:tc>
         <w:tc>
           <w:tcPr>
-            <w:tcW w:type="dxa" w:w="2721"/>
+            <w:tcW w:type="dxa" w:w="2551"/>
             <w:tcBorders>
               <w:top w:val="single" w:color="BFBFBF" w:sz="4"/>
               <w:left w:val="single" w:color="BFBFBF" w:sz="4"/>
@@ -266,7 +266,7 @@
         </w:tc>
         <w:tc>
           <w:tcPr>
-            <w:tcW w:type="dxa" w:w="1474"/>
+            <w:tcW w:type="dxa" w:w="1701"/>
             <w:tcBorders>
               <w:top w:val="single" w:color="BFBFBF" w:sz="4"/>
               <w:left w:val="single" w:color="BFBFBF" w:sz="4"/>
@@ -302,7 +302,7 @@
         </w:tc>
         <w:tc>
           <w:tcPr>
-            <w:tcW w:type="dxa" w:w="2721"/>
+            <w:tcW w:type="dxa" w:w="2551"/>
             <w:tcBorders>
               <w:top w:val="single" w:color="BFBFBF" w:sz="4"/>
               <w:left w:val="single" w:color="BFBFBF" w:sz="4"/>
@@ -326,7 +326,7 @@
       </w:tr>
       <w:tr>
         <w:trPr>
-          <w:trHeight w:val="470" w:hRule="exact"/>
+          <w:trHeight w:val="510" w:hRule="exact"/>
         </w:trPr>
         <w:tc>
           <w:tcPr>
@@ -342,7 +342,7 @@
         </w:tc>
         <w:tc>
           <w:tcPr>
-            <w:tcW w:type="dxa" w:w="1474"/>
+            <w:tcW w:type="dxa" w:w="1701"/>
             <w:tcBorders>
               <w:top w:val="single" w:color="BFBFBF" w:sz="4"/>
               <w:left w:val="single" w:color="BFBFBF" w:sz="4"/>
@@ -378,7 +378,7 @@
         </w:tc>
         <w:tc>
           <w:tcPr>
-            <w:tcW w:type="dxa" w:w="2721"/>
+            <w:tcW w:type="dxa" w:w="2551"/>
             <w:tcBorders>
               <w:top w:val="single" w:color="BFBFBF" w:sz="4"/>
               <w:left w:val="single" w:color="BFBFBF" w:sz="4"/>
@@ -401,7 +401,7 @@
         </w:tc>
         <w:tc>
           <w:tcPr>
-            <w:tcW w:type="dxa" w:w="1474"/>
+            <w:tcW w:type="dxa" w:w="1701"/>
             <w:tcBorders>
               <w:top w:val="single" w:color="BFBFBF" w:sz="4"/>
               <w:left w:val="single" w:color="BFBFBF" w:sz="4"/>
@@ -437,7 +437,7 @@
         </w:tc>
         <w:tc>
           <w:tcPr>
-            <w:tcW w:type="dxa" w:w="2721"/>
+            <w:tcW w:type="dxa" w:w="2551"/>
             <w:tcBorders>
               <w:top w:val="single" w:color="BFBFBF" w:sz="4"/>
               <w:left w:val="single" w:color="BFBFBF" w:sz="4"/>
@@ -461,11 +461,11 @@
       </w:tr>
       <w:tr>
         <w:trPr>
-          <w:trHeight w:val="470" w:hRule="exact"/>
+          <w:trHeight w:val="510" w:hRule="exact"/>
         </w:trPr>
         <w:tc>
           <w:tcPr>
-            <w:tcW w:type="dxa" w:w="1588"/>
+            <w:tcW w:type="dxa" w:w="1474"/>
             <w:tcBorders>
               <w:top w:val="single" w:color="BFBFBF" w:sz="4"/>
               <w:left w:val="single" w:color="BFBFBF" w:sz="4"/>
@@ -502,7 +502,7 @@
         </w:tc>
         <w:tc>
           <w:tcPr>
-            <w:tcW w:type="dxa" w:w="1474"/>
+            <w:tcW w:type="dxa" w:w="1701"/>
             <w:tcBorders>
               <w:top w:val="single" w:color="BFBFBF" w:sz="4"/>
               <w:left w:val="single" w:color="BFBFBF" w:sz="4"/>
@@ -538,7 +538,7 @@
         </w:tc>
         <w:tc>
           <w:tcPr>
-            <w:tcW w:type="dxa" w:w="2721"/>
+            <w:tcW w:type="dxa" w:w="2551"/>
             <w:tcBorders>
               <w:top w:val="single" w:color="BFBFBF" w:sz="4"/>
               <w:left w:val="single" w:color="BFBFBF" w:sz="4"/>
@@ -561,7 +561,7 @@
         </w:tc>
         <w:tc>
           <w:tcPr>
-            <w:tcW w:type="dxa" w:w="1474"/>
+            <w:tcW w:type="dxa" w:w="1701"/>
             <w:tcBorders>
               <w:top w:val="single" w:color="BFBFBF" w:sz="4"/>
               <w:left w:val="single" w:color="BFBFBF" w:sz="4"/>
@@ -597,7 +597,7 @@
         </w:tc>
         <w:tc>
           <w:tcPr>
-            <w:tcW w:type="dxa" w:w="2721"/>
+            <w:tcW w:type="dxa" w:w="2551"/>
             <w:tcBorders>
               <w:top w:val="single" w:color="BFBFBF" w:sz="4"/>
               <w:left w:val="single" w:color="BFBFBF" w:sz="4"/>
@@ -622,7 +622,7 @@
     </w:tbl>
     <w:p>
       <w:pPr>
-        <w:spacing w:after="0" w:before="0" w:line="170" w:lineRule="exact"/>
+        <w:spacing w:after="0" w:before="0" w:line="120" w:lineRule="exact"/>
       </w:pPr>
     </w:p>
     <w:tbl>
@@ -944,7 +944,7 @@
           </w:p>
           <w:tbl>
             <w:tblPr>
-              <w:tblW w:type="dxa" w:w="6449"/>
+              <w:tblW w:type="dxa" w:w="7810"/>
               <w:tblBorders>
                 <w:top w:val="single" w:color="auto" w:sz="4"/>
                 <w:left w:val="single" w:color="auto" w:sz="4"/>
@@ -955,10 +955,10 @@
               </w:tblBorders>
             </w:tblPr>
             <w:tblGrid>
-              <w:gridCol w:w="484"/>
-              <w:gridCol w:w="677"/>
-              <w:gridCol w:w="4514"/>
-              <w:gridCol w:w="774"/>
+              <w:gridCol w:w="586"/>
+              <w:gridCol w:w="820"/>
+              <w:gridCol w:w="5467"/>
+              <w:gridCol w:w="937"/>
             </w:tblGrid>
             <w:tr>
               <w:trPr>
@@ -966,7 +966,7 @@
               </w:trPr>
               <w:tc>
                 <w:tcPr>
-                  <w:tcW w:type="dxa" w:w="484"/>
+                  <w:tcW w:type="dxa" w:w="586"/>
                   <w:tcBorders>
                     <w:top w:val="single" w:color="BFBFBF" w:sz="4"/>
                     <w:left w:val="single" w:color="BFBFBF" w:sz="4"/>
@@ -1003,7 +1003,7 @@
               </w:tc>
               <w:tc>
                 <w:tcPr>
-                  <w:tcW w:type="dxa" w:w="677"/>
+                  <w:tcW w:type="dxa" w:w="820"/>
                   <w:tcBorders>
                     <w:top w:val="single" w:color="BFBFBF" w:sz="4"/>
                     <w:left w:val="single" w:color="BFBFBF" w:sz="4"/>
@@ -1040,7 +1040,7 @@
               </w:tc>
               <w:tc>
                 <w:tcPr>
-                  <w:tcW w:type="dxa" w:w="4514"/>
+                  <w:tcW w:type="dxa" w:w="5467"/>
                   <w:tcBorders>
                     <w:top w:val="single" w:color="BFBFBF" w:sz="4"/>
                     <w:left w:val="single" w:color="BFBFBF" w:sz="4"/>
@@ -1077,7 +1077,7 @@
               </w:tc>
               <w:tc>
                 <w:tcPr>
-                  <w:tcW w:type="dxa" w:w="774"/>
+                  <w:tcW w:type="dxa" w:w="937"/>
                   <w:tcBorders>
                     <w:top w:val="single" w:color="BFBFBF" w:sz="4"/>
                     <w:left w:val="single" w:color="BFBFBF" w:sz="4"/>
@@ -1119,7 +1119,7 @@
               </w:trPr>
               <w:tc>
                 <w:tcPr>
-                  <w:tcW w:type="dxa" w:w="484"/>
+                  <w:tcW w:type="dxa" w:w="586"/>
                   <w:tcBorders>
                     <w:top w:val="single" w:color="BFBFBF" w:sz="4"/>
                     <w:left w:val="single" w:color="BFBFBF" w:sz="4"/>
@@ -1155,7 +1155,7 @@
               </w:tc>
               <w:tc>
                 <w:tcPr>
-                  <w:tcW w:type="dxa" w:w="677"/>
+                  <w:tcW w:type="dxa" w:w="820"/>
                   <w:tcBorders>
                     <w:top w:val="single" w:color="BFBFBF" w:sz="4"/>
                     <w:left w:val="single" w:color="BFBFBF" w:sz="4"/>
@@ -1191,7 +1191,7 @@
               </w:tc>
               <w:tc>
                 <w:tcPr>
-                  <w:tcW w:type="dxa" w:w="4514"/>
+                  <w:tcW w:type="dxa" w:w="5467"/>
                   <w:tcBorders>
                     <w:top w:val="single" w:color="BFBFBF" w:sz="4"/>
                     <w:left w:val="single" w:color="BFBFBF" w:sz="4"/>
@@ -1227,7 +1227,7 @@
               </w:tc>
               <w:tc>
                 <w:tcPr>
-                  <w:tcW w:type="dxa" w:w="774"/>
+                  <w:tcW w:type="dxa" w:w="937"/>
                   <w:tcBorders>
                     <w:top w:val="single" w:color="BFBFBF" w:sz="4"/>
                     <w:left w:val="single" w:color="BFBFBF" w:sz="4"/>
@@ -1268,7 +1268,7 @@
               </w:trPr>
               <w:tc>
                 <w:tcPr>
-                  <w:tcW w:type="dxa" w:w="484"/>
+                  <w:tcW w:type="dxa" w:w="586"/>
                   <w:tcBorders>
                     <w:top w:val="single" w:color="BFBFBF" w:sz="4"/>
                     <w:left w:val="single" w:color="BFBFBF" w:sz="4"/>
@@ -1304,7 +1304,7 @@
               </w:tc>
               <w:tc>
                 <w:tcPr>
-                  <w:tcW w:type="dxa" w:w="677"/>
+                  <w:tcW w:type="dxa" w:w="820"/>
                   <w:tcBorders>
                     <w:top w:val="single" w:color="BFBFBF" w:sz="4"/>
                     <w:left w:val="single" w:color="BFBFBF" w:sz="4"/>
@@ -1340,7 +1340,7 @@
               </w:tc>
               <w:tc>
                 <w:tcPr>
-                  <w:tcW w:type="dxa" w:w="4514"/>
+                  <w:tcW w:type="dxa" w:w="5467"/>
                   <w:tcBorders>
                     <w:top w:val="single" w:color="BFBFBF" w:sz="4"/>
                     <w:left w:val="single" w:color="BFBFBF" w:sz="4"/>
@@ -1376,7 +1376,7 @@
               </w:tc>
               <w:tc>
                 <w:tcPr>
-                  <w:tcW w:type="dxa" w:w="774"/>
+                  <w:tcW w:type="dxa" w:w="937"/>
                   <w:tcBorders>
                     <w:top w:val="single" w:color="BFBFBF" w:sz="4"/>
                     <w:left w:val="single" w:color="BFBFBF" w:sz="4"/>
@@ -1417,7 +1417,7 @@
               </w:trPr>
               <w:tc>
                 <w:tcPr>
-                  <w:tcW w:type="dxa" w:w="484"/>
+                  <w:tcW w:type="dxa" w:w="586"/>
                   <w:tcBorders>
                     <w:top w:val="single" w:color="BFBFBF" w:sz="4"/>
                     <w:left w:val="single" w:color="BFBFBF" w:sz="4"/>
@@ -1453,7 +1453,7 @@
               </w:tc>
               <w:tc>
                 <w:tcPr>
-                  <w:tcW w:type="dxa" w:w="677"/>
+                  <w:tcW w:type="dxa" w:w="820"/>
                   <w:tcBorders>
                     <w:top w:val="single" w:color="BFBFBF" w:sz="4"/>
                     <w:left w:val="single" w:color="BFBFBF" w:sz="4"/>
@@ -1489,7 +1489,7 @@
               </w:tc>
               <w:tc>
                 <w:tcPr>
-                  <w:tcW w:type="dxa" w:w="4514"/>
+                  <w:tcW w:type="dxa" w:w="5467"/>
                   <w:tcBorders>
                     <w:top w:val="single" w:color="BFBFBF" w:sz="4"/>
                     <w:left w:val="single" w:color="BFBFBF" w:sz="4"/>
@@ -1525,7 +1525,7 @@
               </w:tc>
               <w:tc>
                 <w:tcPr>
-                  <w:tcW w:type="dxa" w:w="774"/>
+                  <w:tcW w:type="dxa" w:w="937"/>
                   <w:tcBorders>
                     <w:top w:val="single" w:color="BFBFBF" w:sz="4"/>
                     <w:left w:val="single" w:color="BFBFBF" w:sz="4"/>
@@ -1566,7 +1566,7 @@
               </w:trPr>
               <w:tc>
                 <w:tcPr>
-                  <w:tcW w:type="dxa" w:w="484"/>
+                  <w:tcW w:type="dxa" w:w="586"/>
                   <w:tcBorders>
                     <w:top w:val="single" w:color="BFBFBF" w:sz="4"/>
                     <w:left w:val="single" w:color="BFBFBF" w:sz="4"/>
@@ -1602,7 +1602,7 @@
               </w:tc>
               <w:tc>
                 <w:tcPr>
-                  <w:tcW w:type="dxa" w:w="677"/>
+                  <w:tcW w:type="dxa" w:w="820"/>
                   <w:tcBorders>
                     <w:top w:val="single" w:color="BFBFBF" w:sz="4"/>
                     <w:left w:val="single" w:color="BFBFBF" w:sz="4"/>
@@ -1638,7 +1638,7 @@
               </w:tc>
               <w:tc>
                 <w:tcPr>
-                  <w:tcW w:type="dxa" w:w="4514"/>
+                  <w:tcW w:type="dxa" w:w="5467"/>
                   <w:tcBorders>
                     <w:top w:val="single" w:color="BFBFBF" w:sz="4"/>
                     <w:left w:val="single" w:color="BFBFBF" w:sz="4"/>
@@ -1674,7 +1674,7 @@
               </w:tc>
               <w:tc>
                 <w:tcPr>
-                  <w:tcW w:type="dxa" w:w="774"/>
+                  <w:tcW w:type="dxa" w:w="937"/>
                   <w:tcBorders>
                     <w:top w:val="single" w:color="BFBFBF" w:sz="4"/>
                     <w:left w:val="single" w:color="BFBFBF" w:sz="4"/>
@@ -1715,7 +1715,7 @@
               </w:trPr>
               <w:tc>
                 <w:tcPr>
-                  <w:tcW w:type="dxa" w:w="484"/>
+                  <w:tcW w:type="dxa" w:w="586"/>
                   <w:tcBorders>
                     <w:top w:val="single" w:color="BFBFBF" w:sz="4"/>
                     <w:left w:val="single" w:color="BFBFBF" w:sz="4"/>
@@ -1751,7 +1751,7 @@
               </w:tc>
               <w:tc>
                 <w:tcPr>
-                  <w:tcW w:type="dxa" w:w="677"/>
+                  <w:tcW w:type="dxa" w:w="820"/>
                   <w:tcBorders>
                     <w:top w:val="single" w:color="BFBFBF" w:sz="4"/>
                     <w:left w:val="single" w:color="BFBFBF" w:sz="4"/>
@@ -1787,7 +1787,7 @@
               </w:tc>
               <w:tc>
                 <w:tcPr>
-                  <w:tcW w:type="dxa" w:w="4514"/>
+                  <w:tcW w:type="dxa" w:w="5467"/>
                   <w:tcBorders>
                     <w:top w:val="single" w:color="BFBFBF" w:sz="4"/>
                     <w:left w:val="single" w:color="BFBFBF" w:sz="4"/>
@@ -1823,7 +1823,7 @@
               </w:tc>
               <w:tc>
                 <w:tcPr>
-                  <w:tcW w:type="dxa" w:w="774"/>
+                  <w:tcW w:type="dxa" w:w="937"/>
                   <w:tcBorders>
                     <w:top w:val="single" w:color="BFBFBF" w:sz="4"/>
                     <w:left w:val="single" w:color="BFBFBF" w:sz="4"/>
@@ -1859,13 +1859,17 @@
               </w:tc>
             </w:tr>
           </w:tbl>
-          <w:p/>
+          <w:p>
+            <w:pPr>
+              <w:spacing w:after="0" w:before="0" w:line="20" w:lineRule="exact"/>
+            </w:pPr>
+          </w:p>
         </w:tc>
       </w:tr>
     </w:tbl>
     <w:p>
       <w:pPr>
-        <w:spacing w:after="0" w:before="0" w:line="170" w:lineRule="exact"/>
+        <w:spacing w:after="0" w:before="0" w:line="120" w:lineRule="exact"/>
       </w:pPr>
     </w:p>
     <w:tbl>
@@ -1886,7 +1890,7 @@
       </w:tblGrid>
       <w:tr>
         <w:trPr>
-          <w:trHeight w:val="1247" w:hRule="exact"/>
+          <w:trHeight w:val="1418" w:hRule="exact"/>
         </w:trPr>
         <w:tc>
           <w:tcPr>
@@ -2019,7 +2023,7 @@
     </w:tbl>
     <w:p>
       <w:pPr>
-        <w:spacing w:after="0" w:before="0" w:line="170" w:lineRule="exact"/>
+        <w:spacing w:after="0" w:before="0" w:line="120" w:lineRule="exact"/>
       </w:pPr>
     </w:p>
     <w:tbl>
@@ -2040,7 +2044,7 @@
       </w:tblGrid>
       <w:tr>
         <w:trPr>
-          <w:trHeight w:val="3742" w:hRule="exact"/>
+          <w:trHeight w:val="3572" w:hRule="exact"/>
         </w:trPr>
         <w:tc>
           <w:tcPr>
@@ -2153,7 +2157,7 @@
             </w:tblGrid>
             <w:tr>
               <w:trPr>
-                <w:trHeight w:val="318" w:hRule="exact"/>
+                <w:trHeight w:val="454" w:hRule="exact"/>
               </w:trPr>
               <w:tc>
                 <w:tcPr>
@@ -2449,195 +2453,6 @@
                     </w:rPr>
                     <w:t xml:space="preserve">마취심도 · 처치 · 비고</w:t>
                   </w:r>
-                </w:p>
-              </w:tc>
-            </w:tr>
-            <w:tr>
-              <w:trPr>
-                <w:trHeight w:val="352" w:hRule="exact"/>
-              </w:trPr>
-              <w:tc>
-                <w:tcPr>
-                  <w:tcW w:type="dxa" w:w="907"/>
-                  <w:tcBorders>
-                    <w:top w:val="single" w:color="BFBFBF" w:sz="4"/>
-                    <w:left w:val="single" w:color="BFBFBF" w:sz="4"/>
-                    <w:bottom w:val="single" w:color="BFBFBF" w:sz="4"/>
-                    <w:right w:val="single" w:color="BFBFBF" w:sz="4"/>
-                  </w:tcBorders>
-                  <w:tcMar>
-                    <w:top w:type="dxa" w:w="20"/>
-                    <w:left w:type="dxa" w:w="90"/>
-                    <w:bottom w:type="dxa" w:w="20"/>
-                    <w:right w:type="dxa" w:w="70"/>
-                  </w:tcMar>
-                  <w:vAlign w:val="center"/>
-                </w:tcPr>
-                <w:p>
-                  <w:pPr>
-                    <w:spacing w:after="0" w:before="0" w:line="240" w:lineRule="exact"/>
-                  </w:pPr>
-                </w:p>
-              </w:tc>
-              <w:tc>
-                <w:tcPr>
-                  <w:tcW w:type="dxa" w:w="794"/>
-                  <w:tcBorders>
-                    <w:top w:val="single" w:color="BFBFBF" w:sz="4"/>
-                    <w:left w:val="single" w:color="BFBFBF" w:sz="4"/>
-                    <w:bottom w:val="single" w:color="BFBFBF" w:sz="4"/>
-                    <w:right w:val="single" w:color="BFBFBF" w:sz="4"/>
-                  </w:tcBorders>
-                  <w:tcMar>
-                    <w:top w:type="dxa" w:w="20"/>
-                    <w:left w:type="dxa" w:w="90"/>
-                    <w:bottom w:type="dxa" w:w="20"/>
-                    <w:right w:type="dxa" w:w="70"/>
-                  </w:tcMar>
-                  <w:vAlign w:val="center"/>
-                </w:tcPr>
-                <w:p>
-                  <w:pPr>
-                    <w:spacing w:after="0" w:before="0" w:line="240" w:lineRule="exact"/>
-                  </w:pPr>
-                </w:p>
-              </w:tc>
-              <w:tc>
-                <w:tcPr>
-                  <w:tcW w:type="dxa" w:w="794"/>
-                  <w:tcBorders>
-                    <w:top w:val="single" w:color="BFBFBF" w:sz="4"/>
-                    <w:left w:val="single" w:color="BFBFBF" w:sz="4"/>
-                    <w:bottom w:val="single" w:color="BFBFBF" w:sz="4"/>
-                    <w:right w:val="single" w:color="BFBFBF" w:sz="4"/>
-                  </w:tcBorders>
-                  <w:tcMar>
-                    <w:top w:type="dxa" w:w="20"/>
-                    <w:left w:type="dxa" w:w="90"/>
-                    <w:bottom w:type="dxa" w:w="20"/>
-                    <w:right w:type="dxa" w:w="70"/>
-                  </w:tcMar>
-                  <w:vAlign w:val="center"/>
-                </w:tcPr>
-                <w:p>
-                  <w:pPr>
-                    <w:spacing w:after="0" w:before="0" w:line="240" w:lineRule="exact"/>
-                  </w:pPr>
-                </w:p>
-              </w:tc>
-              <w:tc>
-                <w:tcPr>
-                  <w:tcW w:type="dxa" w:w="907"/>
-                  <w:tcBorders>
-                    <w:top w:val="single" w:color="BFBFBF" w:sz="4"/>
-                    <w:left w:val="single" w:color="BFBFBF" w:sz="4"/>
-                    <w:bottom w:val="single" w:color="BFBFBF" w:sz="4"/>
-                    <w:right w:val="single" w:color="BFBFBF" w:sz="4"/>
-                  </w:tcBorders>
-                  <w:tcMar>
-                    <w:top w:type="dxa" w:w="20"/>
-                    <w:left w:type="dxa" w:w="90"/>
-                    <w:bottom w:type="dxa" w:w="20"/>
-                    <w:right w:type="dxa" w:w="70"/>
-                  </w:tcMar>
-                  <w:vAlign w:val="center"/>
-                </w:tcPr>
-                <w:p>
-                  <w:pPr>
-                    <w:spacing w:after="0" w:before="0" w:line="240" w:lineRule="exact"/>
-                  </w:pPr>
-                </w:p>
-              </w:tc>
-              <w:tc>
-                <w:tcPr>
-                  <w:tcW w:type="dxa" w:w="907"/>
-                  <w:tcBorders>
-                    <w:top w:val="single" w:color="BFBFBF" w:sz="4"/>
-                    <w:left w:val="single" w:color="BFBFBF" w:sz="4"/>
-                    <w:bottom w:val="single" w:color="BFBFBF" w:sz="4"/>
-                    <w:right w:val="single" w:color="BFBFBF" w:sz="4"/>
-                  </w:tcBorders>
-                  <w:tcMar>
-                    <w:top w:type="dxa" w:w="20"/>
-                    <w:left w:type="dxa" w:w="90"/>
-                    <w:bottom w:type="dxa" w:w="20"/>
-                    <w:right w:type="dxa" w:w="70"/>
-                  </w:tcMar>
-                  <w:vAlign w:val="center"/>
-                </w:tcPr>
-                <w:p>
-                  <w:pPr>
-                    <w:spacing w:after="0" w:before="0" w:line="240" w:lineRule="exact"/>
-                  </w:pPr>
-                </w:p>
-              </w:tc>
-              <w:tc>
-                <w:tcPr>
-                  <w:tcW w:type="dxa" w:w="1021"/>
-                  <w:tcBorders>
-                    <w:top w:val="single" w:color="BFBFBF" w:sz="4"/>
-                    <w:left w:val="single" w:color="BFBFBF" w:sz="4"/>
-                    <w:bottom w:val="single" w:color="BFBFBF" w:sz="4"/>
-                    <w:right w:val="single" w:color="BFBFBF" w:sz="4"/>
-                  </w:tcBorders>
-                  <w:tcMar>
-                    <w:top w:type="dxa" w:w="20"/>
-                    <w:left w:type="dxa" w:w="90"/>
-                    <w:bottom w:type="dxa" w:w="20"/>
-                    <w:right w:type="dxa" w:w="70"/>
-                  </w:tcMar>
-                  <w:vAlign w:val="center"/>
-                </w:tcPr>
-                <w:p>
-                  <w:pPr>
-                    <w:spacing w:after="0" w:before="0" w:line="240" w:lineRule="exact"/>
-                  </w:pPr>
-                </w:p>
-              </w:tc>
-              <w:tc>
-                <w:tcPr>
-                  <w:tcW w:type="dxa" w:w="907"/>
-                  <w:tcBorders>
-                    <w:top w:val="single" w:color="BFBFBF" w:sz="4"/>
-                    <w:left w:val="single" w:color="BFBFBF" w:sz="4"/>
-                    <w:bottom w:val="single" w:color="BFBFBF" w:sz="4"/>
-                    <w:right w:val="single" w:color="BFBFBF" w:sz="4"/>
-                  </w:tcBorders>
-                  <w:tcMar>
-                    <w:top w:type="dxa" w:w="20"/>
-                    <w:left w:type="dxa" w:w="90"/>
-                    <w:bottom w:type="dxa" w:w="20"/>
-                    <w:right w:type="dxa" w:w="70"/>
-                  </w:tcMar>
-                  <w:vAlign w:val="center"/>
-                </w:tcPr>
-                <w:p>
-                  <w:pPr>
-                    <w:spacing w:after="0" w:before="0" w:line="240" w:lineRule="exact"/>
-                  </w:pPr>
-                </w:p>
-              </w:tc>
-              <w:tc>
-                <w:tcPr>
-                  <w:tcW w:type="dxa" w:w="1573"/>
-                  <w:tcBorders>
-                    <w:top w:val="single" w:color="BFBFBF" w:sz="4"/>
-                    <w:left w:val="single" w:color="BFBFBF" w:sz="4"/>
-                    <w:bottom w:val="single" w:color="BFBFBF" w:sz="4"/>
-                    <w:right w:val="single" w:color="BFBFBF" w:sz="4"/>
-                  </w:tcBorders>
-                  <w:tcMar>
-                    <w:top w:type="dxa" w:w="20"/>
-                    <w:left w:type="dxa" w:w="90"/>
-                    <w:bottom w:type="dxa" w:w="20"/>
-                    <w:right w:type="dxa" w:w="70"/>
-                  </w:tcMar>
-                  <w:vAlign w:val="center"/>
-                </w:tcPr>
-                <w:p>
-                  <w:pPr>
-                    <w:spacing w:after="0" w:before="0" w:line="240" w:lineRule="exact"/>
-                  </w:pPr>
                 </w:p>
               </w:tc>
             </w:tr>
@@ -4005,7 +3820,7 @@
     </w:tbl>
     <w:p>
       <w:pPr>
-        <w:spacing w:after="0" w:before="0" w:line="170" w:lineRule="exact"/>
+        <w:spacing w:after="0" w:before="0" w:line="120" w:lineRule="exact"/>
       </w:pPr>
     </w:p>
     <w:tbl>
@@ -4509,7 +4324,11 @@
               </w:tc>
             </w:tr>
           </w:tbl>
-          <w:p/>
+          <w:p>
+            <w:pPr>
+              <w:spacing w:after="0" w:before="0" w:line="20" w:lineRule="exact"/>
+            </w:pPr>
+          </w:p>
         </w:tc>
         <w:tc>
           <w:tcPr>
@@ -4734,10 +4553,10 @@
       <w:pgSz w:w="11906" w:h="16838" w:orient="portrait"/>
       <w:pgMar w:top="851" w:right="964" w:bottom="1701" w:left="964" w:header="340" w:footer="794" w:gutter="0"/>
       <w:pgBorders w:display="allPages" w:offsetFrom="page" w:zOrder="back">
-        <w:top w:val="single" w:color="1B3A5C" w:sz="18" w:space="20"/>
-        <w:left w:val="single" w:color="1B3A5C" w:sz="18" w:space="20"/>
-        <w:bottom w:val="single" w:color="1B3A5C" w:sz="18" w:space="20"/>
-        <w:right w:val="single" w:color="1B3A5C" w:sz="18" w:space="20"/>
+        <w:top w:val="single" w:color="1B3A5C" w:sz="18" w:space="27"/>
+        <w:left w:val="single" w:color="1B3A5C" w:sz="18" w:space="27"/>
+        <w:bottom w:val="single" w:color="1B3A5C" w:sz="18" w:space="27"/>
+        <w:right w:val="single" w:color="1B3A5C" w:sz="18" w:space="27"/>
       </w:pgBorders>
       <w:pgNumType/>
       <w:docGrid w:linePitch="360"/>

--- a/forms/06_진료기록/마취전평가체크리스트_한국동물병원협회.docx
+++ b/forms/06_진료기록/마취전평가체크리스트_한국동물병원협회.docx
@@ -165,7 +165,7 @@
       </w:tblGrid>
       <w:tr>
         <w:trPr>
-          <w:trHeight w:val="510" w:hRule="exact"/>
+          <w:trHeight w:val="570" w:hRule="exact"/>
         </w:trPr>
         <w:tc>
           <w:tcPr>
@@ -326,7 +326,7 @@
       </w:tr>
       <w:tr>
         <w:trPr>
-          <w:trHeight w:val="510" w:hRule="exact"/>
+          <w:trHeight w:val="570" w:hRule="exact"/>
         </w:trPr>
         <w:tc>
           <w:tcPr>
@@ -461,7 +461,7 @@
       </w:tr>
       <w:tr>
         <w:trPr>
-          <w:trHeight w:val="510" w:hRule="exact"/>
+          <w:trHeight w:val="570" w:hRule="exact"/>
         </w:trPr>
         <w:tc>
           <w:tcPr>

--- a/forms/06_진료기록/마취전평가체크리스트_한국동물병원협회.docx
+++ b/forms/06_진료기록/마취전평가체크리스트_한국동물병원협회.docx
@@ -4411,7 +4411,7 @@
             </w:tcBorders>
             <w:tcMar>
               <w:top w:type="dxa" w:w="0"/>
-              <w:left w:type="dxa" w:w="60"/>
+              <w:left w:type="dxa" w:w="40"/>
               <w:bottom w:type="dxa" w:w="0"/>
               <w:right w:type="dxa" w:w="0"/>
             </w:tcMar>
@@ -4419,7 +4419,7 @@
           </w:tcPr>
           <w:p>
             <w:pPr>
-              <w:spacing w:after="0" w:before="0" w:line="196" w:lineRule="exact"/>
+              <w:spacing w:after="0" w:before="0" w:line="182" w:lineRule="exact"/>
             </w:pPr>
             <w:r>
               <w:rPr>
@@ -4428,8 +4428,8 @@
                 <w:bCs w:val="false"/>
                 <w:snapToGrid w:val="false"/>
                 <w:color w:val="767676"/>
-                <w:sz w:val="14"/>
-                <w:szCs w:val="14"/>
+                <w:sz w:val="13"/>
+                <w:szCs w:val="13"/>
               </w:rPr>
               <w:t xml:space="preserve">(서명 또는 인)</w:t>
             </w:r>
@@ -4516,7 +4516,7 @@
             </w:tcBorders>
             <w:tcMar>
               <w:top w:type="dxa" w:w="0"/>
-              <w:left w:type="dxa" w:w="60"/>
+              <w:left w:type="dxa" w:w="40"/>
               <w:bottom w:type="dxa" w:w="0"/>
               <w:right w:type="dxa" w:w="0"/>
             </w:tcMar>
@@ -4524,7 +4524,7 @@
           </w:tcPr>
           <w:p>
             <w:pPr>
-              <w:spacing w:after="0" w:before="0" w:line="196" w:lineRule="exact"/>
+              <w:spacing w:after="0" w:before="0" w:line="182" w:lineRule="exact"/>
             </w:pPr>
             <w:r>
               <w:rPr>
@@ -4533,8 +4533,8 @@
                 <w:bCs w:val="false"/>
                 <w:snapToGrid w:val="false"/>
                 <w:color w:val="767676"/>
-                <w:sz w:val="14"/>
-                <w:szCs w:val="14"/>
+                <w:sz w:val="13"/>
+                <w:szCs w:val="13"/>
               </w:rPr>
               <w:t xml:space="preserve">(서명 또는 인)</w:t>
             </w:r>

--- a/forms/06_진료기록/마취전평가체크리스트_한국동물병원협회.docx
+++ b/forms/06_진료기록/마취전평가체크리스트_한국동물병원협회.docx
@@ -395,8 +395,20 @@
           </w:tcPr>
           <w:p>
             <w:pPr>
-              <w:spacing w:after="0" w:before="0" w:line="240" w:lineRule="exact"/>
+              <w:spacing w:after="0" w:before="0" w:line="238" w:lineRule="exact"/>
             </w:pPr>
+            <w:r>
+              <w:rPr>
+                <w:rFonts w:ascii="Malgun Gothic" w:eastAsia="Malgun Gothic" w:hAnsi="Malgun Gothic"/>
+                <w:b w:val="false"/>
+                <w:bCs w:val="false"/>
+                <w:snapToGrid w:val="false"/>
+                <w:color w:val="333333"/>
+                <w:sz w:val="17"/>
+                <w:szCs w:val="17"/>
+              </w:rPr>
+              <w:t xml:space="preserve">□ 암  □ 수    □ 중성화</w:t>
+            </w:r>
           </w:p>
         </w:tc>
         <w:tc>

--- a/forms/06_진료기록/마취전평가체크리스트_한국동물병원협회.docx
+++ b/forms/06_진료기록/마취전평가체크리스트_한국동물병원협회.docx
@@ -395,7 +395,7 @@
           </w:tcPr>
           <w:p>
             <w:pPr>
-              <w:spacing w:after="0" w:before="0" w:line="238" w:lineRule="exact"/>
+              <w:spacing w:after="0" w:before="0" w:line="224" w:lineRule="exact"/>
             </w:pPr>
             <w:r>
               <w:rPr>
@@ -404,10 +404,10 @@
                 <w:bCs w:val="false"/>
                 <w:snapToGrid w:val="false"/>
                 <w:color w:val="333333"/>
-                <w:sz w:val="17"/>
-                <w:szCs w:val="17"/>
+                <w:sz w:val="16"/>
+                <w:szCs w:val="16"/>
               </w:rPr>
-              <w:t xml:space="preserve">□ 암  □ 수    □ 중성화</w:t>
+              <w:t xml:space="preserve">□ 암  □ 수       □ 중성화</w:t>
             </w:r>
           </w:p>
         </w:tc>
